--- a/testakten/insolvenzverwaltung-nordlicht-handels-kiel/05_Schlussbericht_15-03-2024.docx
+++ b/testakten/insolvenzverwaltung-nordlicht-handels-kiel/05_Schlussbericht_15-03-2024.docx
@@ -4,198 +4,296 @@
   <w:body>
     <w:p>
       <w:pPr>
-        <w:pStyle w:val="Heading1"/>
-        <w:spacing w:after="160" w:line="259" w:lineRule="auto"/>
+        <w:pStyle w:val="Title"/>
+        <w:jc w:val="center"/>
       </w:pPr>
       <w:r>
-        <w:rPr>
-          <w:rFonts w:ascii="Times New Roman" w:hAnsi="Times New Roman"/>
-          <w:b/>
-          <w:sz w:val="28"/>
-        </w:rPr>
-        <w:t>Schlussbericht und Schlussverteilungs-Antrag</w:t>
+        <w:t>Schlussbericht und Schlussrechnung</w:t>
       </w:r>
     </w:p>
     <w:p>
       <w:pPr>
-        <w:spacing w:before="120" w:after="60" w:line="259" w:lineRule="auto"/>
-        <w:jc w:val="left"/>
-      </w:pPr>
-      <w:r>
-        <w:rPr>
-          <w:rFonts w:ascii="Times New Roman" w:hAnsi="Times New Roman"/>
-          <w:b/>
-          <w:sz w:val="22"/>
-        </w:rPr>
-        <w:t>Brinkmann · Hartmann &amp; Kollegen Insolvenzverwalter</w:t>
-      </w:r>
-    </w:p>
-    <w:p>
-      <w:pPr>
-        <w:spacing w:before="120" w:after="60" w:line="259" w:lineRule="auto"/>
-        <w:jc w:val="left"/>
-      </w:pPr>
-      <w:r>
-        <w:rPr>
-          <w:rFonts w:ascii="Times New Roman" w:hAnsi="Times New Roman"/>
-          <w:b/>
-          <w:sz w:val="22"/>
-        </w:rPr>
-        <w:t>Dr. Jens-Peter Hartmann · Hopfenstraße 47 · 24103 Kiel</w:t>
-      </w:r>
-    </w:p>
-    <w:p>
-      <w:pPr>
-        <w:spacing w:before="120" w:after="60" w:line="259" w:lineRule="auto"/>
-        <w:jc w:val="left"/>
-      </w:pPr>
-      <w:r>
-        <w:rPr>
-          <w:rFonts w:ascii="Times New Roman" w:hAnsi="Times New Roman"/>
-          <w:b/>
-          <w:sz w:val="22"/>
-        </w:rPr>
-        <w:t>An das Amtsgericht Kiel</w:t>
-      </w:r>
-    </w:p>
-    <w:p>
-      <w:pPr>
-        <w:spacing w:before="120" w:after="60" w:line="259" w:lineRule="auto"/>
-        <w:jc w:val="left"/>
-      </w:pPr>
-      <w:r>
-        <w:rPr>
-          <w:rFonts w:ascii="Times New Roman" w:hAnsi="Times New Roman"/>
-          <w:b/>
-          <w:sz w:val="22"/>
-        </w:rPr>
-        <w:t>Insolvenzabteilung</w:t>
-      </w:r>
-    </w:p>
-    <w:p>
-      <w:pPr>
-        <w:spacing w:before="120" w:after="60" w:line="259" w:lineRule="auto"/>
-        <w:jc w:val="left"/>
-      </w:pPr>
-      <w:r>
-        <w:rPr>
-          <w:rFonts w:ascii="Times New Roman" w:hAnsi="Times New Roman"/>
-          <w:b/>
-          <w:sz w:val="22"/>
-        </w:rPr>
-        <w:t>Deliusstraße 22</w:t>
-      </w:r>
-    </w:p>
-    <w:p>
-      <w:pPr>
-        <w:spacing w:before="120" w:after="60" w:line="259" w:lineRule="auto"/>
-        <w:jc w:val="left"/>
-      </w:pPr>
-      <w:r>
-        <w:rPr>
-          <w:rFonts w:ascii="Times New Roman" w:hAnsi="Times New Roman"/>
-          <w:b/>
-          <w:sz w:val="22"/>
-        </w:rPr>
-        <w:t>24114 Kiel</w:t>
-      </w:r>
-    </w:p>
-    <w:p>
-      <w:pPr>
-        <w:spacing w:before="120" w:after="60" w:line="259" w:lineRule="auto"/>
-        <w:jc w:val="left"/>
-      </w:pPr>
-      <w:r>
-        <w:rPr>
-          <w:rFonts w:ascii="Times New Roman" w:hAnsi="Times New Roman"/>
-          <w:b/>
-          <w:sz w:val="22"/>
-        </w:rPr>
-        <w:t>Kiel, den 15. März 2024</w:t>
-      </w:r>
-    </w:p>
-    <w:p>
-      <w:pPr>
-        <w:spacing w:line="259" w:lineRule="auto" w:after="60"/>
-      </w:pPr>
-    </w:p>
-    <w:p>
-      <w:pPr>
-        <w:spacing w:line="259" w:lineRule="auto" w:after="60"/>
-        <w:jc w:val="left"/>
+        <w:jc w:val="center"/>
       </w:pPr>
       <w:r>
         <w:rPr>
           <w:b/>
         </w:rPr>
-        <w:t>In dem Insolvenzverfahren</w:t>
-      </w:r>
-    </w:p>
-    <w:p>
-      <w:pPr>
-        <w:spacing w:line="259" w:lineRule="auto" w:after="60"/>
-        <w:jc w:val="left"/>
-      </w:pPr>
-      <w:r>
-        <w:t>Nordlicht Handels GmbH (in Insolvenz), Az. AG Kiel 10 IN 127/13</w:t>
-      </w:r>
-    </w:p>
-    <w:p>
-      <w:pPr>
-        <w:spacing w:line="259" w:lineRule="auto" w:after="60"/>
-        <w:jc w:val="left"/>
-      </w:pPr>
-      <w:r>
-        <w:t>erstatte ich nach Abschluss aller Verwertungs-, Anfechtungs-, Haftungs- und Forderungs-Prüfungs-Maßnahmen folgenden</w:t>
-      </w:r>
-    </w:p>
-    <w:p>
-      <w:pPr>
-        <w:pStyle w:val="Heading2"/>
-        <w:spacing w:line="259" w:lineRule="auto" w:after="60"/>
-      </w:pPr>
-      <w:r>
-        <w:rPr>
-          <w:rFonts w:ascii="Times New Roman" w:hAnsi="Times New Roman"/>
-        </w:rPr>
-        <w:t>Schlussbericht</w:t>
-      </w:r>
-    </w:p>
-    <w:p>
-      <w:pPr>
-        <w:spacing w:line="259" w:lineRule="auto" w:after="60"/>
-        <w:jc w:val="left"/>
-      </w:pPr>
-      <w:r>
-        <w:t>mit anliegender Schlussverteilungs-Rechnung.</w:t>
-      </w:r>
-    </w:p>
-    <w:p>
-      <w:pPr>
-        <w:pStyle w:val="Heading3"/>
-        <w:spacing w:line="259" w:lineRule="auto" w:after="60"/>
-      </w:pPr>
-      <w:r>
-        <w:rPr>
-          <w:rFonts w:ascii="Times New Roman" w:hAnsi="Times New Roman"/>
-        </w:rPr>
-        <w:t>1. Verfahrensverlauf — Gesamt-Übersicht</w:t>
+        <w:t>Nordlicht Handels GmbH – AG Kiel 10 IN 127/13</w:t>
       </w:r>
     </w:p>
     <w:tbl>
       <w:tblPr>
         <w:tblStyle w:val="TableGrid"/>
         <w:tblW w:type="auto" w:w="0"/>
+        <w:jc w:val="center"/>
         <w:tblLook w:firstColumn="1" w:firstRow="1" w:lastColumn="0" w:lastRow="0" w:noHBand="0" w:noVBand="1" w:val="04A0"/>
       </w:tblPr>
       <w:tblGrid>
-        <w:gridCol w:w="4536"/>
-        <w:gridCol w:w="4536"/>
+        <w:gridCol w:w="4872"/>
+        <w:gridCol w:w="4872"/>
       </w:tblGrid>
       <w:tr>
         <w:tc>
           <w:tcPr>
-            <w:tcW w:type="dxa" w:w="4536"/>
+            <w:tcW w:type="dxa" w:w="2835"/>
+            <w:shd w:fill="D9EAF7"/>
+          </w:tcPr>
+          <w:p>
+            <w:r>
+              <w:rPr>
+                <w:rFonts w:ascii="Times New Roman" w:hAnsi="Times New Roman"/>
+                <w:b/>
+                <w:sz w:val="20"/>
+              </w:rPr>
+              <w:t>Verfahrensangabe</w:t>
+            </w:r>
+          </w:p>
+        </w:tc>
+        <w:tc>
+          <w:tcPr>
+            <w:tcW w:type="dxa" w:w="6236"/>
+            <w:shd w:fill="D9EAF7"/>
+          </w:tcPr>
+          <w:p>
+            <w:r>
+              <w:rPr>
+                <w:rFonts w:ascii="Times New Roman" w:hAnsi="Times New Roman"/>
+                <w:b/>
+                <w:sz w:val="20"/>
+              </w:rPr>
+              <w:t>Wert</w:t>
+            </w:r>
+          </w:p>
+        </w:tc>
+      </w:tr>
+      <w:tr>
+        <w:tc>
+          <w:tcPr>
+            <w:tcW w:type="dxa" w:w="2835"/>
+            <w:vAlign w:val="top"/>
+          </w:tcPr>
+          <w:p>
+            <w:r>
+              <w:rPr>
+                <w:rFonts w:ascii="Times New Roman" w:hAnsi="Times New Roman"/>
+                <w:sz w:val="18"/>
+              </w:rPr>
+              <w:t>Insolvenzgericht</w:t>
+            </w:r>
+          </w:p>
+        </w:tc>
+        <w:tc>
+          <w:tcPr>
+            <w:tcW w:type="dxa" w:w="6236"/>
+            <w:vAlign w:val="top"/>
+          </w:tcPr>
+          <w:p>
+            <w:r>
+              <w:rPr>
+                <w:rFonts w:ascii="Times New Roman" w:hAnsi="Times New Roman"/>
+                <w:sz w:val="18"/>
+              </w:rPr>
+              <w:t>Amtsgericht Kiel</w:t>
+            </w:r>
+          </w:p>
+        </w:tc>
+      </w:tr>
+      <w:tr>
+        <w:tc>
+          <w:tcPr>
+            <w:tcW w:type="dxa" w:w="2835"/>
+            <w:vAlign w:val="top"/>
+          </w:tcPr>
+          <w:p>
+            <w:r>
+              <w:rPr>
+                <w:rFonts w:ascii="Times New Roman" w:hAnsi="Times New Roman"/>
+                <w:sz w:val="18"/>
+              </w:rPr>
+              <w:t>Aktenzeichen</w:t>
+            </w:r>
+          </w:p>
+        </w:tc>
+        <w:tc>
+          <w:tcPr>
+            <w:tcW w:type="dxa" w:w="6236"/>
+            <w:vAlign w:val="top"/>
+          </w:tcPr>
+          <w:p>
+            <w:r>
+              <w:rPr>
+                <w:rFonts w:ascii="Times New Roman" w:hAnsi="Times New Roman"/>
+                <w:sz w:val="18"/>
+              </w:rPr>
+              <w:t>10 IN 127/13</w:t>
+            </w:r>
+          </w:p>
+        </w:tc>
+      </w:tr>
+      <w:tr>
+        <w:tc>
+          <w:tcPr>
+            <w:tcW w:type="dxa" w:w="2835"/>
+            <w:vAlign w:val="top"/>
+          </w:tcPr>
+          <w:p>
+            <w:r>
+              <w:rPr>
+                <w:rFonts w:ascii="Times New Roman" w:hAnsi="Times New Roman"/>
+                <w:sz w:val="18"/>
+              </w:rPr>
+              <w:t>Schuldnerin</w:t>
+            </w:r>
+          </w:p>
+        </w:tc>
+        <w:tc>
+          <w:tcPr>
+            <w:tcW w:type="dxa" w:w="6236"/>
+            <w:vAlign w:val="top"/>
+          </w:tcPr>
+          <w:p>
+            <w:r>
+              <w:rPr>
+                <w:rFonts w:ascii="Times New Roman" w:hAnsi="Times New Roman"/>
+                <w:sz w:val="18"/>
+              </w:rPr>
+              <w:t>Nordlicht Handels GmbH</w:t>
+            </w:r>
+          </w:p>
+        </w:tc>
+      </w:tr>
+      <w:tr>
+        <w:tc>
+          <w:tcPr>
+            <w:tcW w:type="dxa" w:w="2835"/>
+            <w:vAlign w:val="top"/>
+          </w:tcPr>
+          <w:p>
+            <w:r>
+              <w:rPr>
+                <w:rFonts w:ascii="Times New Roman" w:hAnsi="Times New Roman"/>
+                <w:sz w:val="18"/>
+              </w:rPr>
+              <w:t>Insolvenzverwaltung</w:t>
+            </w:r>
+          </w:p>
+        </w:tc>
+        <w:tc>
+          <w:tcPr>
+            <w:tcW w:type="dxa" w:w="6236"/>
+            <w:vAlign w:val="top"/>
+          </w:tcPr>
+          <w:p>
+            <w:r>
+              <w:rPr>
+                <w:rFonts w:ascii="Times New Roman" w:hAnsi="Times New Roman"/>
+                <w:sz w:val="18"/>
+              </w:rPr>
+              <w:t>Dr. Jens-Peter Hartmann</w:t>
+            </w:r>
+          </w:p>
+        </w:tc>
+      </w:tr>
+      <w:tr>
+        <w:tc>
+          <w:tcPr>
+            <w:tcW w:type="dxa" w:w="2835"/>
+            <w:vAlign w:val="top"/>
+          </w:tcPr>
+          <w:p>
+            <w:r>
+              <w:rPr>
+                <w:rFonts w:ascii="Times New Roman" w:hAnsi="Times New Roman"/>
+                <w:sz w:val="18"/>
+              </w:rPr>
+              <w:t>Datum</w:t>
+            </w:r>
+          </w:p>
+        </w:tc>
+        <w:tc>
+          <w:tcPr>
+            <w:tcW w:type="dxa" w:w="6236"/>
+            <w:vAlign w:val="top"/>
+          </w:tcPr>
+          <w:p>
+            <w:r>
+              <w:rPr>
+                <w:rFonts w:ascii="Times New Roman" w:hAnsi="Times New Roman"/>
+                <w:sz w:val="18"/>
+              </w:rPr>
+              <w:t>15. März 2024</w:t>
+            </w:r>
+          </w:p>
+        </w:tc>
+      </w:tr>
+      <w:tr>
+        <w:tc>
+          <w:tcPr>
+            <w:tcW w:type="dxa" w:w="2835"/>
+            <w:vAlign w:val="top"/>
+          </w:tcPr>
+          <w:p>
+            <w:r>
+              <w:rPr>
+                <w:rFonts w:ascii="Times New Roman" w:hAnsi="Times New Roman"/>
+                <w:sz w:val="18"/>
+              </w:rPr>
+              <w:t>Gegenstand</w:t>
+            </w:r>
+          </w:p>
+        </w:tc>
+        <w:tc>
+          <w:tcPr>
+            <w:tcW w:type="dxa" w:w="6236"/>
+            <w:vAlign w:val="top"/>
+          </w:tcPr>
+          <w:p>
+            <w:r>
+              <w:rPr>
+                <w:rFonts w:ascii="Times New Roman" w:hAnsi="Times New Roman"/>
+                <w:sz w:val="18"/>
+              </w:rPr>
+              <w:t>Abschlussbericht mit Schlussrechnung und Verteilungsvorschlag</w:t>
+            </w:r>
+          </w:p>
+        </w:tc>
+      </w:tr>
+    </w:tbl>
+    <w:p/>
+    <w:p>
+      <w:pPr>
+        <w:pStyle w:val="Heading1"/>
+      </w:pPr>
+      <w:r>
+        <w:t>1. Verfahrensgang</w:t>
+      </w:r>
+    </w:p>
+    <w:p>
+      <w:pPr>
+        <w:spacing w:after="120"/>
+      </w:pPr>
+      <w:r>
+        <w:t>Die Schuldnerin beantragte am 14. Januar 2013 die Eröffnung des Insolvenzverfahrens. Das Amtsgericht Kiel eröffnete das Verfahren am 1. Juni 2013 und bestellte Dr. Jens-Peter Hartmann zum Insolvenzverwalter. Nach einem bis zum 31. August 2013 geführten Räumungsverkauf wurde der Geschäftsbetrieb stillgelegt. Die anschließende Abwicklung umfasste Forderungseinzug, Anfechtungsvergleiche, einen Geschäftsführerhaftungsvergleich, die steuerliche Außenprüfung sowie die Schlussbearbeitung.</w:t>
+      </w:r>
+    </w:p>
+    <w:tbl>
+      <w:tblPr>
+        <w:tblStyle w:val="TableGrid"/>
+        <w:tblW w:type="auto" w:w="0"/>
+        <w:jc w:val="center"/>
+        <w:tblLook w:firstColumn="1" w:firstRow="1" w:lastColumn="0" w:lastRow="0" w:noHBand="0" w:noVBand="1" w:val="04A0"/>
+      </w:tblPr>
+      <w:tblGrid>
+        <w:gridCol w:w="3248"/>
+        <w:gridCol w:w="3248"/>
+        <w:gridCol w:w="3248"/>
+      </w:tblGrid>
+      <w:tr>
+        <w:tc>
+          <w:tcPr>
+            <w:tcW w:type="dxa" w:w="3248"/>
+            <w:shd w:fill="D9EAF7"/>
           </w:tcPr>
           <w:p>
             <w:r>
@@ -210,7 +308,8 @@
         </w:tc>
         <w:tc>
           <w:tcPr>
-            <w:tcW w:type="dxa" w:w="4536"/>
+            <w:tcW w:type="dxa" w:w="3248"/>
+            <w:shd w:fill="D9EAF7"/>
           </w:tcPr>
           <w:p>
             <w:r>
@@ -223,496 +322,10 @@
             </w:r>
           </w:p>
         </w:tc>
-      </w:tr>
-      <w:tr>
         <w:tc>
           <w:tcPr>
-            <w:tcW w:type="dxa" w:w="4536"/>
-          </w:tcPr>
-          <w:p>
-            <w:r>
-              <w:rPr>
-                <w:rFonts w:ascii="Times New Roman" w:hAnsi="Times New Roman"/>
-                <w:sz w:val="20"/>
-              </w:rPr>
-              <w:t>14.01.2013</w:t>
-            </w:r>
-          </w:p>
-        </w:tc>
-        <w:tc>
-          <w:tcPr>
-            <w:tcW w:type="dxa" w:w="4536"/>
-          </w:tcPr>
-          <w:p>
-            <w:r>
-              <w:rPr>
-                <w:rFonts w:ascii="Times New Roman" w:hAnsi="Times New Roman"/>
-                <w:sz w:val="20"/>
-              </w:rPr>
-              <w:t>Eigenantrag der Schuldnerin</w:t>
-            </w:r>
-          </w:p>
-        </w:tc>
-      </w:tr>
-      <w:tr>
-        <w:tc>
-          <w:tcPr>
-            <w:tcW w:type="dxa" w:w="4536"/>
-          </w:tcPr>
-          <w:p>
-            <w:r>
-              <w:rPr>
-                <w:rFonts w:ascii="Times New Roman" w:hAnsi="Times New Roman"/>
-                <w:sz w:val="20"/>
-              </w:rPr>
-              <w:t>01.06.2013</w:t>
-            </w:r>
-          </w:p>
-        </w:tc>
-        <w:tc>
-          <w:tcPr>
-            <w:tcW w:type="dxa" w:w="4536"/>
-          </w:tcPr>
-          <w:p>
-            <w:r>
-              <w:rPr>
-                <w:rFonts w:ascii="Times New Roman" w:hAnsi="Times New Roman"/>
-                <w:sz w:val="20"/>
-              </w:rPr>
-              <w:t>Verfahrenseröffnung, Bestellung Insolvenzverwalter</w:t>
-            </w:r>
-          </w:p>
-        </w:tc>
-      </w:tr>
-      <w:tr>
-        <w:tc>
-          <w:tcPr>
-            <w:tcW w:type="dxa" w:w="4536"/>
-          </w:tcPr>
-          <w:p>
-            <w:r>
-              <w:rPr>
-                <w:rFonts w:ascii="Times New Roman" w:hAnsi="Times New Roman"/>
-                <w:sz w:val="20"/>
-              </w:rPr>
-              <w:t>15.08.2013</w:t>
-            </w:r>
-          </w:p>
-        </w:tc>
-        <w:tc>
-          <w:tcPr>
-            <w:tcW w:type="dxa" w:w="4536"/>
-          </w:tcPr>
-          <w:p>
-            <w:r>
-              <w:rPr>
-                <w:rFonts w:ascii="Times New Roman" w:hAnsi="Times New Roman"/>
-                <w:sz w:val="20"/>
-              </w:rPr>
-              <w:t>Berichts- und Prüfungstermin (Tabelle festgestellt)</w:t>
-            </w:r>
-          </w:p>
-        </w:tc>
-      </w:tr>
-      <w:tr>
-        <w:tc>
-          <w:tcPr>
-            <w:tcW w:type="dxa" w:w="4536"/>
-          </w:tcPr>
-          <w:p>
-            <w:r>
-              <w:rPr>
-                <w:rFonts w:ascii="Times New Roman" w:hAnsi="Times New Roman"/>
-                <w:sz w:val="20"/>
-              </w:rPr>
-              <w:t>31.08.2013</w:t>
-            </w:r>
-          </w:p>
-        </w:tc>
-        <w:tc>
-          <w:tcPr>
-            <w:tcW w:type="dxa" w:w="4536"/>
-          </w:tcPr>
-          <w:p>
-            <w:r>
-              <w:rPr>
-                <w:rFonts w:ascii="Times New Roman" w:hAnsi="Times New Roman"/>
-                <w:sz w:val="20"/>
-              </w:rPr>
-              <w:t>Stilllegung Geschäftsbetrieb (nach Räumungs-Verkäufen)</w:t>
-            </w:r>
-          </w:p>
-        </w:tc>
-      </w:tr>
-      <w:tr>
-        <w:tc>
-          <w:tcPr>
-            <w:tcW w:type="dxa" w:w="4536"/>
-          </w:tcPr>
-          <w:p>
-            <w:r>
-              <w:rPr>
-                <w:rFonts w:ascii="Times New Roman" w:hAnsi="Times New Roman"/>
-                <w:sz w:val="20"/>
-              </w:rPr>
-              <w:t>05.05.2014</w:t>
-            </w:r>
-          </w:p>
-        </w:tc>
-        <w:tc>
-          <w:tcPr>
-            <w:tcW w:type="dxa" w:w="4536"/>
-          </w:tcPr>
-          <w:p>
-            <w:r>
-              <w:rPr>
-                <w:rFonts w:ascii="Times New Roman" w:hAnsi="Times New Roman"/>
-                <w:sz w:val="20"/>
-              </w:rPr>
-              <w:t>Vergleich Kieler Volksbank eG</w:t>
-            </w:r>
-          </w:p>
-        </w:tc>
-      </w:tr>
-      <w:tr>
-        <w:tc>
-          <w:tcPr>
-            <w:tcW w:type="dxa" w:w="4536"/>
-          </w:tcPr>
-          <w:p>
-            <w:r>
-              <w:rPr>
-                <w:rFonts w:ascii="Times New Roman" w:hAnsi="Times New Roman"/>
-                <w:sz w:val="20"/>
-              </w:rPr>
-              <w:t>18.09.2014</w:t>
-            </w:r>
-          </w:p>
-        </w:tc>
-        <w:tc>
-          <w:tcPr>
-            <w:tcW w:type="dxa" w:w="4536"/>
-          </w:tcPr>
-          <w:p>
-            <w:r>
-              <w:rPr>
-                <w:rFonts w:ascii="Times New Roman" w:hAnsi="Times New Roman"/>
-                <w:sz w:val="20"/>
-              </w:rPr>
-              <w:t>Klage Stefan Berger LG Kiel 1 O 247/14</w:t>
-            </w:r>
-          </w:p>
-        </w:tc>
-      </w:tr>
-      <w:tr>
-        <w:tc>
-          <w:tcPr>
-            <w:tcW w:type="dxa" w:w="4536"/>
-          </w:tcPr>
-          <w:p>
-            <w:r>
-              <w:rPr>
-                <w:rFonts w:ascii="Times New Roman" w:hAnsi="Times New Roman"/>
-                <w:sz w:val="20"/>
-              </w:rPr>
-              <w:t>12.05.2015</w:t>
-            </w:r>
-          </w:p>
-        </w:tc>
-        <w:tc>
-          <w:tcPr>
-            <w:tcW w:type="dxa" w:w="4536"/>
-          </w:tcPr>
-          <w:p>
-            <w:r>
-              <w:rPr>
-                <w:rFonts w:ascii="Times New Roman" w:hAnsi="Times New Roman"/>
-                <w:sz w:val="20"/>
-              </w:rPr>
-              <w:t>Vergleich Stefan Berger (EUR 60.000 in Raten)</w:t>
-            </w:r>
-          </w:p>
-        </w:tc>
-      </w:tr>
-      <w:tr>
-        <w:tc>
-          <w:tcPr>
-            <w:tcW w:type="dxa" w:w="4536"/>
-          </w:tcPr>
-          <w:p>
-            <w:r>
-              <w:rPr>
-                <w:rFonts w:ascii="Times New Roman" w:hAnsi="Times New Roman"/>
-                <w:sz w:val="20"/>
-              </w:rPr>
-              <w:t>Mehrfach 2014–2019</w:t>
-            </w:r>
-          </w:p>
-        </w:tc>
-        <w:tc>
-          <w:tcPr>
-            <w:tcW w:type="dxa" w:w="4536"/>
-          </w:tcPr>
-          <w:p>
-            <w:r>
-              <w:rPr>
-                <w:rFonts w:ascii="Times New Roman" w:hAnsi="Times New Roman"/>
-                <w:sz w:val="20"/>
-              </w:rPr>
-              <w:t>Anfechtungs-Streitigkeiten DAK / IKK; Klagen AG/LG Kiel; Vergleiche</w:t>
-            </w:r>
-          </w:p>
-        </w:tc>
-      </w:tr>
-      <w:tr>
-        <w:tc>
-          <w:tcPr>
-            <w:tcW w:type="dxa" w:w="4536"/>
-          </w:tcPr>
-          <w:p>
-            <w:r>
-              <w:rPr>
-                <w:rFonts w:ascii="Times New Roman" w:hAnsi="Times New Roman"/>
-                <w:sz w:val="20"/>
-              </w:rPr>
-              <w:t>03.04.2017</w:t>
-            </w:r>
-          </w:p>
-        </w:tc>
-        <w:tc>
-          <w:tcPr>
-            <w:tcW w:type="dxa" w:w="4536"/>
-          </w:tcPr>
-          <w:p>
-            <w:r>
-              <w:rPr>
-                <w:rFonts w:ascii="Times New Roman" w:hAnsi="Times New Roman"/>
-                <w:sz w:val="20"/>
-              </w:rPr>
-              <w:t>Eigenantrag Stefan Berger (AG Kiel 11 IK 247/17)</w:t>
-            </w:r>
-          </w:p>
-        </w:tc>
-      </w:tr>
-      <w:tr>
-        <w:tc>
-          <w:tcPr>
-            <w:tcW w:type="dxa" w:w="4536"/>
-          </w:tcPr>
-          <w:p>
-            <w:r>
-              <w:rPr>
-                <w:rFonts w:ascii="Times New Roman" w:hAnsi="Times New Roman"/>
-                <w:sz w:val="20"/>
-              </w:rPr>
-              <w:t>18.10.2018</w:t>
-            </w:r>
-          </w:p>
-        </w:tc>
-        <w:tc>
-          <w:tcPr>
-            <w:tcW w:type="dxa" w:w="4536"/>
-          </w:tcPr>
-          <w:p>
-            <w:r>
-              <w:rPr>
-                <w:rFonts w:ascii="Times New Roman" w:hAnsi="Times New Roman"/>
-                <w:sz w:val="20"/>
-              </w:rPr>
-              <w:t>Eigenantrag Katrin Berger (AG Kiel 11 IK 614/18)</w:t>
-            </w:r>
-          </w:p>
-        </w:tc>
-      </w:tr>
-      <w:tr>
-        <w:tc>
-          <w:tcPr>
-            <w:tcW w:type="dxa" w:w="4536"/>
-          </w:tcPr>
-          <w:p>
-            <w:r>
-              <w:rPr>
-                <w:rFonts w:ascii="Times New Roman" w:hAnsi="Times New Roman"/>
-                <w:sz w:val="20"/>
-              </w:rPr>
-              <w:t>24.07.2020</w:t>
-            </w:r>
-          </w:p>
-        </w:tc>
-        <w:tc>
-          <w:tcPr>
-            <w:tcW w:type="dxa" w:w="4536"/>
-          </w:tcPr>
-          <w:p>
-            <w:r>
-              <w:rPr>
-                <w:rFonts w:ascii="Times New Roman" w:hAnsi="Times New Roman"/>
-                <w:sz w:val="20"/>
-              </w:rPr>
-              <w:t>Eintritt Berger in Treuhand-Periode (gemeinsame Restschuld-Befreiung)</w:t>
-            </w:r>
-          </w:p>
-        </w:tc>
-      </w:tr>
-      <w:tr>
-        <w:tc>
-          <w:tcPr>
-            <w:tcW w:type="dxa" w:w="4536"/>
-          </w:tcPr>
-          <w:p>
-            <w:r>
-              <w:rPr>
-                <w:rFonts w:ascii="Times New Roman" w:hAnsi="Times New Roman"/>
-                <w:sz w:val="20"/>
-              </w:rPr>
-              <w:t>14.05.2022</w:t>
-            </w:r>
-          </w:p>
-        </w:tc>
-        <w:tc>
-          <w:tcPr>
-            <w:tcW w:type="dxa" w:w="4536"/>
-          </w:tcPr>
-          <w:p>
-            <w:r>
-              <w:rPr>
-                <w:rFonts w:ascii="Times New Roman" w:hAnsi="Times New Roman"/>
-                <w:sz w:val="20"/>
-              </w:rPr>
-              <w:t>Berger Restschuld-Befreiung erteilt</w:t>
-            </w:r>
-          </w:p>
-        </w:tc>
-      </w:tr>
-      <w:tr>
-        <w:tc>
-          <w:tcPr>
-            <w:tcW w:type="dxa" w:w="4536"/>
-          </w:tcPr>
-          <w:p>
-            <w:r>
-              <w:rPr>
-                <w:rFonts w:ascii="Times New Roman" w:hAnsi="Times New Roman"/>
-                <w:sz w:val="20"/>
-              </w:rPr>
-              <w:t>28.06.2023</w:t>
-            </w:r>
-          </w:p>
-        </w:tc>
-        <w:tc>
-          <w:tcPr>
-            <w:tcW w:type="dxa" w:w="4536"/>
-          </w:tcPr>
-          <w:p>
-            <w:r>
-              <w:rPr>
-                <w:rFonts w:ascii="Times New Roman" w:hAnsi="Times New Roman"/>
-                <w:sz w:val="20"/>
-              </w:rPr>
-              <w:t>Steuererstattung Finanzamt (Außenprüfung 2008–2012, Erstattung EUR 18.420)</w:t>
-            </w:r>
-          </w:p>
-        </w:tc>
-      </w:tr>
-      <w:tr>
-        <w:tc>
-          <w:tcPr>
-            <w:tcW w:type="dxa" w:w="4536"/>
-          </w:tcPr>
-          <w:p>
-            <w:r>
-              <w:rPr>
-                <w:rFonts w:ascii="Times New Roman" w:hAnsi="Times New Roman"/>
-                <w:sz w:val="20"/>
-              </w:rPr>
-              <w:t>12.10.2023</w:t>
-            </w:r>
-          </w:p>
-        </w:tc>
-        <w:tc>
-          <w:tcPr>
-            <w:tcW w:type="dxa" w:w="4536"/>
-          </w:tcPr>
-          <w:p>
-            <w:r>
-              <w:rPr>
-                <w:rFonts w:ascii="Times New Roman" w:hAnsi="Times New Roman"/>
-                <w:sz w:val="20"/>
-              </w:rPr>
-              <w:t>Nachtragsverteilung-Beschluss AG Kiel</w:t>
-            </w:r>
-          </w:p>
-        </w:tc>
-      </w:tr>
-      <w:tr>
-        <w:tc>
-          <w:tcPr>
-            <w:tcW w:type="dxa" w:w="4536"/>
-          </w:tcPr>
-          <w:p>
-            <w:r>
-              <w:rPr>
-                <w:rFonts w:ascii="Times New Roman" w:hAnsi="Times New Roman"/>
-                <w:sz w:val="20"/>
-              </w:rPr>
-              <w:t>15.03.2024</w:t>
-            </w:r>
-          </w:p>
-        </w:tc>
-        <w:tc>
-          <w:tcPr>
-            <w:tcW w:type="dxa" w:w="4536"/>
-          </w:tcPr>
-          <w:p>
-            <w:r>
-              <w:rPr>
-                <w:rFonts w:ascii="Times New Roman" w:hAnsi="Times New Roman"/>
-                <w:sz w:val="20"/>
-              </w:rPr>
-              <w:t>Schluss-Bericht und Schluss-Verteilungs-Antrag</w:t>
-            </w:r>
-          </w:p>
-        </w:tc>
-      </w:tr>
-    </w:tbl>
-    <w:p>
-      <w:pPr>
-        <w:pStyle w:val="Heading3"/>
-        <w:spacing w:line="259" w:lineRule="auto" w:after="60"/>
-      </w:pPr>
-      <w:r>
-        <w:rPr>
-          <w:rFonts w:ascii="Times New Roman" w:hAnsi="Times New Roman"/>
-        </w:rPr>
-        <w:t>2. Gesamtbilanz Verwertung 2013–2024</w:t>
-      </w:r>
-    </w:p>
-    <w:p>
-      <w:pPr>
-        <w:pStyle w:val="Heading3"/>
-        <w:spacing w:line="259" w:lineRule="auto" w:after="60"/>
-      </w:pPr>
-      <w:r>
-        <w:rPr>
-          <w:rFonts w:ascii="Times New Roman" w:hAnsi="Times New Roman"/>
-        </w:rPr>
-        <w:t>2.1 Einnahmen</w:t>
-      </w:r>
-    </w:p>
-    <w:tbl>
-      <w:tblPr>
-        <w:tblStyle w:val="TableGrid"/>
-        <w:tblW w:type="auto" w:w="0"/>
-        <w:tblLook w:firstColumn="1" w:firstRow="1" w:lastColumn="0" w:lastRow="0" w:noHBand="0" w:noVBand="1" w:val="04A0"/>
-      </w:tblPr>
-      <w:tblGrid>
-        <w:gridCol w:w="4536"/>
-        <w:gridCol w:w="4536"/>
-      </w:tblGrid>
-      <w:tr>
-        <w:tc>
-          <w:tcPr>
-            <w:tcW w:type="dxa" w:w="4536"/>
+            <w:tcW w:type="dxa" w:w="3248"/>
+            <w:shd w:fill="D9EAF7"/>
           </w:tcPr>
           <w:p>
             <w:r>
@@ -721,13 +334,289 @@
                 <w:b/>
                 <w:sz w:val="20"/>
               </w:rPr>
-              <w:t>Quelle</w:t>
+              <w:t>Abschlussbedeutung</w:t>
+            </w:r>
+          </w:p>
+        </w:tc>
+      </w:tr>
+      <w:tr>
+        <w:tc>
+          <w:tcPr>
+            <w:tcW w:type="dxa" w:w="3248"/>
+            <w:vAlign w:val="top"/>
+          </w:tcPr>
+          <w:p>
+            <w:r>
+              <w:rPr>
+                <w:rFonts w:ascii="Times New Roman" w:hAnsi="Times New Roman"/>
+                <w:sz w:val="18"/>
+              </w:rPr>
+              <w:t>01.06.2013</w:t>
             </w:r>
           </w:p>
         </w:tc>
         <w:tc>
           <w:tcPr>
-            <w:tcW w:type="dxa" w:w="4536"/>
+            <w:tcW w:type="dxa" w:w="3248"/>
+            <w:vAlign w:val="top"/>
+          </w:tcPr>
+          <w:p>
+            <w:r>
+              <w:rPr>
+                <w:rFonts w:ascii="Times New Roman" w:hAnsi="Times New Roman"/>
+                <w:sz w:val="18"/>
+              </w:rPr>
+              <w:t>Eröffnung und Bestellung</w:t>
+            </w:r>
+          </w:p>
+        </w:tc>
+        <w:tc>
+          <w:tcPr>
+            <w:tcW w:type="dxa" w:w="3248"/>
+            <w:vAlign w:val="top"/>
+          </w:tcPr>
+          <w:p>
+            <w:r>
+              <w:rPr>
+                <w:rFonts w:ascii="Times New Roman" w:hAnsi="Times New Roman"/>
+                <w:sz w:val="18"/>
+              </w:rPr>
+              <w:t>Beginn der Schlussrechnungsperiode</w:t>
+            </w:r>
+          </w:p>
+        </w:tc>
+      </w:tr>
+      <w:tr>
+        <w:tc>
+          <w:tcPr>
+            <w:tcW w:type="dxa" w:w="3248"/>
+            <w:vAlign w:val="top"/>
+          </w:tcPr>
+          <w:p>
+            <w:r>
+              <w:rPr>
+                <w:rFonts w:ascii="Times New Roman" w:hAnsi="Times New Roman"/>
+                <w:sz w:val="18"/>
+              </w:rPr>
+              <w:t>31.08.2013</w:t>
+            </w:r>
+          </w:p>
+        </w:tc>
+        <w:tc>
+          <w:tcPr>
+            <w:tcW w:type="dxa" w:w="3248"/>
+            <w:vAlign w:val="top"/>
+          </w:tcPr>
+          <w:p>
+            <w:r>
+              <w:rPr>
+                <w:rFonts w:ascii="Times New Roman" w:hAnsi="Times New Roman"/>
+                <w:sz w:val="18"/>
+              </w:rPr>
+              <w:t>Betriebseinstellung</w:t>
+            </w:r>
+          </w:p>
+        </w:tc>
+        <w:tc>
+          <w:tcPr>
+            <w:tcW w:type="dxa" w:w="3248"/>
+            <w:vAlign w:val="top"/>
+          </w:tcPr>
+          <w:p>
+            <w:r>
+              <w:rPr>
+                <w:rFonts w:ascii="Times New Roman" w:hAnsi="Times New Roman"/>
+                <w:sz w:val="18"/>
+              </w:rPr>
+              <w:t>Ende der Fortführung</w:t>
+            </w:r>
+          </w:p>
+        </w:tc>
+      </w:tr>
+      <w:tr>
+        <w:tc>
+          <w:tcPr>
+            <w:tcW w:type="dxa" w:w="3248"/>
+            <w:vAlign w:val="top"/>
+          </w:tcPr>
+          <w:p>
+            <w:r>
+              <w:rPr>
+                <w:rFonts w:ascii="Times New Roman" w:hAnsi="Times New Roman"/>
+                <w:sz w:val="18"/>
+              </w:rPr>
+              <w:t>12.05.2015</w:t>
+            </w:r>
+          </w:p>
+        </w:tc>
+        <w:tc>
+          <w:tcPr>
+            <w:tcW w:type="dxa" w:w="3248"/>
+            <w:vAlign w:val="top"/>
+          </w:tcPr>
+          <w:p>
+            <w:r>
+              <w:rPr>
+                <w:rFonts w:ascii="Times New Roman" w:hAnsi="Times New Roman"/>
+                <w:sz w:val="18"/>
+              </w:rPr>
+              <w:t>Vergleich Geschäftsführerhaftung</w:t>
+            </w:r>
+          </w:p>
+        </w:tc>
+        <w:tc>
+          <w:tcPr>
+            <w:tcW w:type="dxa" w:w="3248"/>
+            <w:vAlign w:val="top"/>
+          </w:tcPr>
+          <w:p>
+            <w:r>
+              <w:rPr>
+                <w:rFonts w:ascii="Times New Roman" w:hAnsi="Times New Roman"/>
+                <w:sz w:val="18"/>
+              </w:rPr>
+              <w:t>60.000,00 EUR in Raten vollständig eingegangen</w:t>
+            </w:r>
+          </w:p>
+        </w:tc>
+      </w:tr>
+      <w:tr>
+        <w:tc>
+          <w:tcPr>
+            <w:tcW w:type="dxa" w:w="3248"/>
+            <w:vAlign w:val="top"/>
+          </w:tcPr>
+          <w:p>
+            <w:r>
+              <w:rPr>
+                <w:rFonts w:ascii="Times New Roman" w:hAnsi="Times New Roman"/>
+                <w:sz w:val="18"/>
+              </w:rPr>
+              <w:t>28.06.2023</w:t>
+            </w:r>
+          </w:p>
+        </w:tc>
+        <w:tc>
+          <w:tcPr>
+            <w:tcW w:type="dxa" w:w="3248"/>
+            <w:vAlign w:val="top"/>
+          </w:tcPr>
+          <w:p>
+            <w:r>
+              <w:rPr>
+                <w:rFonts w:ascii="Times New Roman" w:hAnsi="Times New Roman"/>
+                <w:sz w:val="18"/>
+              </w:rPr>
+              <w:t>Steuererstattung</w:t>
+            </w:r>
+          </w:p>
+        </w:tc>
+        <w:tc>
+          <w:tcPr>
+            <w:tcW w:type="dxa" w:w="3248"/>
+            <w:vAlign w:val="top"/>
+          </w:tcPr>
+          <w:p>
+            <w:r>
+              <w:rPr>
+                <w:rFonts w:ascii="Times New Roman" w:hAnsi="Times New Roman"/>
+                <w:sz w:val="18"/>
+              </w:rPr>
+              <w:t>18.420,00 EUR als laufender Massezufluss verbucht</w:t>
+            </w:r>
+          </w:p>
+        </w:tc>
+      </w:tr>
+      <w:tr>
+        <w:tc>
+          <w:tcPr>
+            <w:tcW w:type="dxa" w:w="3248"/>
+            <w:vAlign w:val="top"/>
+          </w:tcPr>
+          <w:p>
+            <w:r>
+              <w:rPr>
+                <w:rFonts w:ascii="Times New Roman" w:hAnsi="Times New Roman"/>
+                <w:sz w:val="18"/>
+              </w:rPr>
+              <w:t>15.03.2024</w:t>
+            </w:r>
+          </w:p>
+        </w:tc>
+        <w:tc>
+          <w:tcPr>
+            <w:tcW w:type="dxa" w:w="3248"/>
+            <w:vAlign w:val="top"/>
+          </w:tcPr>
+          <w:p>
+            <w:r>
+              <w:rPr>
+                <w:rFonts w:ascii="Times New Roman" w:hAnsi="Times New Roman"/>
+                <w:sz w:val="18"/>
+              </w:rPr>
+              <w:t>Abschlussstichtag</w:t>
+            </w:r>
+          </w:p>
+        </w:tc>
+        <w:tc>
+          <w:tcPr>
+            <w:tcW w:type="dxa" w:w="3248"/>
+            <w:vAlign w:val="top"/>
+          </w:tcPr>
+          <w:p>
+            <w:r>
+              <w:rPr>
+                <w:rFonts w:ascii="Times New Roman" w:hAnsi="Times New Roman"/>
+                <w:sz w:val="18"/>
+              </w:rPr>
+              <w:t>Konten und Tabelle abgestimmt</w:t>
+            </w:r>
+          </w:p>
+        </w:tc>
+      </w:tr>
+    </w:tbl>
+    <w:p/>
+    <w:p>
+      <w:pPr>
+        <w:pStyle w:val="Heading1"/>
+      </w:pPr>
+      <w:r>
+        <w:t>2. Sicherung, Betrieb und Buchführung</w:t>
+      </w:r>
+    </w:p>
+    <w:p>
+      <w:pPr>
+        <w:spacing w:after="120"/>
+      </w:pPr>
+      <w:r>
+        <w:t>Die bei Eröffnung vorhandenen Kassen- und Bankbestände wurden auf das Massekonto überführt. Die Buchführung wurde aus Bankauszügen, Kassenunterlagen, Debitorenlisten und Einzelbelegen rekonstruiert. Interne Umbuchungen sind in der Schlussrechnung neutralisiert. Der rechnerische Endbestand von 138.564,00 EUR stimmt zum Stichtag mit dem Massekonto überein; ein Kassenbestand besteht nicht mehr.</w:t>
+      </w:r>
+    </w:p>
+    <w:p>
+      <w:pPr>
+        <w:pStyle w:val="Heading1"/>
+      </w:pPr>
+      <w:r>
+        <w:t>3. Verwertung und Anspruchsverfolgung</w:t>
+      </w:r>
+    </w:p>
+    <w:tbl>
+      <w:tblPr>
+        <w:tblStyle w:val="TableGrid"/>
+        <w:tblW w:type="auto" w:w="0"/>
+        <w:jc w:val="center"/>
+        <w:tblLook w:firstColumn="1" w:firstRow="1" w:lastColumn="0" w:lastRow="0" w:noHBand="0" w:noVBand="1" w:val="04A0"/>
+      </w:tblPr>
+      <w:tblGrid>
+        <w:gridCol w:w="3248"/>
+        <w:gridCol w:w="3248"/>
+        <w:gridCol w:w="3248"/>
+      </w:tblGrid>
+      <w:tr>
+        <w:tc>
+          <w:tcPr>
+            <w:tcW w:type="dxa" w:w="3248"/>
+            <w:shd w:fill="D9EAF7"/>
           </w:tcPr>
           <w:p>
             <w:r>
@@ -736,345 +625,14 @@
                 <w:b/>
                 <w:sz w:val="20"/>
               </w:rPr>
-              <w:t>EUR</w:t>
-            </w:r>
-          </w:p>
-        </w:tc>
-      </w:tr>
-      <w:tr>
-        <w:tc>
-          <w:tcPr>
-            <w:tcW w:type="dxa" w:w="4536"/>
-          </w:tcPr>
-          <w:p>
-            <w:r>
-              <w:rPr>
-                <w:rFonts w:ascii="Times New Roman" w:hAnsi="Times New Roman"/>
-                <w:sz w:val="20"/>
-              </w:rPr>
-              <w:t>Räumungs-Verkäufe Modehaus + Outlet</w:t>
+              <w:t>Vorgang</w:t>
             </w:r>
           </w:p>
         </w:tc>
         <w:tc>
           <w:tcPr>
-            <w:tcW w:type="dxa" w:w="4536"/>
-          </w:tcPr>
-          <w:p>
-            <w:r>
-              <w:rPr>
-                <w:rFonts w:ascii="Times New Roman" w:hAnsi="Times New Roman"/>
-                <w:sz w:val="20"/>
-              </w:rPr>
-              <w:t>158.420,00</w:t>
-            </w:r>
-          </w:p>
-        </w:tc>
-      </w:tr>
-      <w:tr>
-        <w:tc>
-          <w:tcPr>
-            <w:tcW w:type="dxa" w:w="4536"/>
-          </w:tcPr>
-          <w:p>
-            <w:r>
-              <w:rPr>
-                <w:rFonts w:ascii="Times New Roman" w:hAnsi="Times New Roman"/>
-                <w:sz w:val="20"/>
-              </w:rPr>
-              <w:t>Restposten-Verkauf Lager-Bestand</w:t>
-            </w:r>
-          </w:p>
-        </w:tc>
-        <w:tc>
-          <w:tcPr>
-            <w:tcW w:type="dxa" w:w="4536"/>
-          </w:tcPr>
-          <w:p>
-            <w:r>
-              <w:rPr>
-                <w:rFonts w:ascii="Times New Roman" w:hAnsi="Times New Roman"/>
-                <w:sz w:val="20"/>
-              </w:rPr>
-              <w:t>18.420,00</w:t>
-            </w:r>
-          </w:p>
-        </w:tc>
-      </w:tr>
-      <w:tr>
-        <w:tc>
-          <w:tcPr>
-            <w:tcW w:type="dxa" w:w="4536"/>
-          </w:tcPr>
-          <w:p>
-            <w:r>
-              <w:rPr>
-                <w:rFonts w:ascii="Times New Roman" w:hAnsi="Times New Roman"/>
-                <w:sz w:val="20"/>
-              </w:rPr>
-              <w:t>Verkauf Online-Shop-Domain + Kundenstamm</w:t>
-            </w:r>
-          </w:p>
-        </w:tc>
-        <w:tc>
-          <w:tcPr>
-            <w:tcW w:type="dxa" w:w="4536"/>
-          </w:tcPr>
-          <w:p>
-            <w:r>
-              <w:rPr>
-                <w:rFonts w:ascii="Times New Roman" w:hAnsi="Times New Roman"/>
-                <w:sz w:val="20"/>
-              </w:rPr>
-              <w:t>6.500,00</w:t>
-            </w:r>
-          </w:p>
-        </w:tc>
-      </w:tr>
-      <w:tr>
-        <w:tc>
-          <w:tcPr>
-            <w:tcW w:type="dxa" w:w="4536"/>
-          </w:tcPr>
-          <w:p>
-            <w:r>
-              <w:rPr>
-                <w:rFonts w:ascii="Times New Roman" w:hAnsi="Times New Roman"/>
-                <w:sz w:val="20"/>
-              </w:rPr>
-              <w:t>Verkauf Ladeneinrichtung</w:t>
-            </w:r>
-          </w:p>
-        </w:tc>
-        <w:tc>
-          <w:tcPr>
-            <w:tcW w:type="dxa" w:w="4536"/>
-          </w:tcPr>
-          <w:p>
-            <w:r>
-              <w:rPr>
-                <w:rFonts w:ascii="Times New Roman" w:hAnsi="Times New Roman"/>
-                <w:sz w:val="20"/>
-              </w:rPr>
-              <w:t>12.840,00</w:t>
-            </w:r>
-          </w:p>
-        </w:tc>
-      </w:tr>
-      <w:tr>
-        <w:tc>
-          <w:tcPr>
-            <w:tcW w:type="dxa" w:w="4536"/>
-          </w:tcPr>
-          <w:p>
-            <w:r>
-              <w:rPr>
-                <w:rFonts w:ascii="Times New Roman" w:hAnsi="Times New Roman"/>
-                <w:sz w:val="20"/>
-              </w:rPr>
-              <w:t>Forderungen aus L+L (Beitreibung)</w:t>
-            </w:r>
-          </w:p>
-        </w:tc>
-        <w:tc>
-          <w:tcPr>
-            <w:tcW w:type="dxa" w:w="4536"/>
-          </w:tcPr>
-          <w:p>
-            <w:r>
-              <w:rPr>
-                <w:rFonts w:ascii="Times New Roman" w:hAnsi="Times New Roman"/>
-                <w:sz w:val="20"/>
-              </w:rPr>
-              <w:t>18.420,00</w:t>
-            </w:r>
-          </w:p>
-        </w:tc>
-      </w:tr>
-      <w:tr>
-        <w:tc>
-          <w:tcPr>
-            <w:tcW w:type="dxa" w:w="4536"/>
-          </w:tcPr>
-          <w:p>
-            <w:r>
-              <w:rPr>
-                <w:rFonts w:ascii="Times New Roman" w:hAnsi="Times New Roman"/>
-                <w:sz w:val="20"/>
-              </w:rPr>
-              <w:t>Vergleich Stefan Berger Haftung (EUR 60.000 in Raten 2014–2018)</w:t>
-            </w:r>
-          </w:p>
-        </w:tc>
-        <w:tc>
-          <w:tcPr>
-            <w:tcW w:type="dxa" w:w="4536"/>
-          </w:tcPr>
-          <w:p>
-            <w:r>
-              <w:rPr>
-                <w:rFonts w:ascii="Times New Roman" w:hAnsi="Times New Roman"/>
-                <w:sz w:val="20"/>
-              </w:rPr>
-              <w:t>60.000,00</w:t>
-            </w:r>
-          </w:p>
-        </w:tc>
-      </w:tr>
-      <w:tr>
-        <w:tc>
-          <w:tcPr>
-            <w:tcW w:type="dxa" w:w="4536"/>
-          </w:tcPr>
-          <w:p>
-            <w:r>
-              <w:rPr>
-                <w:rFonts w:ascii="Times New Roman" w:hAnsi="Times New Roman"/>
-                <w:sz w:val="20"/>
-              </w:rPr>
-              <w:t>Anfechtung DAK (Vergleich 2015)</w:t>
-            </w:r>
-          </w:p>
-        </w:tc>
-        <w:tc>
-          <w:tcPr>
-            <w:tcW w:type="dxa" w:w="4536"/>
-          </w:tcPr>
-          <w:p>
-            <w:r>
-              <w:rPr>
-                <w:rFonts w:ascii="Times New Roman" w:hAnsi="Times New Roman"/>
-                <w:sz w:val="20"/>
-              </w:rPr>
-              <w:t>6.420,00</w:t>
-            </w:r>
-          </w:p>
-        </w:tc>
-      </w:tr>
-      <w:tr>
-        <w:tc>
-          <w:tcPr>
-            <w:tcW w:type="dxa" w:w="4536"/>
-          </w:tcPr>
-          <w:p>
-            <w:r>
-              <w:rPr>
-                <w:rFonts w:ascii="Times New Roman" w:hAnsi="Times New Roman"/>
-                <w:sz w:val="20"/>
-              </w:rPr>
-              <w:t>Anfechtung IKK (Vergleich 2015)</w:t>
-            </w:r>
-          </w:p>
-        </w:tc>
-        <w:tc>
-          <w:tcPr>
-            <w:tcW w:type="dxa" w:w="4536"/>
-          </w:tcPr>
-          <w:p>
-            <w:r>
-              <w:rPr>
-                <w:rFonts w:ascii="Times New Roman" w:hAnsi="Times New Roman"/>
-                <w:sz w:val="20"/>
-              </w:rPr>
-              <w:t>2.840,00</w:t>
-            </w:r>
-          </w:p>
-        </w:tc>
-      </w:tr>
-      <w:tr>
-        <w:tc>
-          <w:tcPr>
-            <w:tcW w:type="dxa" w:w="4536"/>
-          </w:tcPr>
-          <w:p>
-            <w:r>
-              <w:rPr>
-                <w:rFonts w:ascii="Times New Roman" w:hAnsi="Times New Roman"/>
-                <w:sz w:val="20"/>
-              </w:rPr>
-              <w:t>Nachtragsverteilung Steuererstattung Finanzamt 2023</w:t>
-            </w:r>
-          </w:p>
-        </w:tc>
-        <w:tc>
-          <w:tcPr>
-            <w:tcW w:type="dxa" w:w="4536"/>
-          </w:tcPr>
-          <w:p>
-            <w:r>
-              <w:rPr>
-                <w:rFonts w:ascii="Times New Roman" w:hAnsi="Times New Roman"/>
-                <w:sz w:val="20"/>
-              </w:rPr>
-              <w:t>18.420,00</w:t>
-            </w:r>
-          </w:p>
-        </w:tc>
-      </w:tr>
-      <w:tr>
-        <w:tc>
-          <w:tcPr>
-            <w:tcW w:type="dxa" w:w="4536"/>
-          </w:tcPr>
-          <w:p>
-            <w:r>
-              <w:rPr>
-                <w:rFonts w:ascii="Times New Roman" w:hAnsi="Times New Roman"/>
-                <w:sz w:val="20"/>
-              </w:rPr>
-              <w:t>Zinsen Anderkonto (gesamt 11 Jahre)</w:t>
-            </w:r>
-          </w:p>
-        </w:tc>
-        <w:tc>
-          <w:tcPr>
-            <w:tcW w:type="dxa" w:w="4536"/>
-          </w:tcPr>
-          <w:p>
-            <w:r>
-              <w:rPr>
-                <w:rFonts w:ascii="Times New Roman" w:hAnsi="Times New Roman"/>
-                <w:sz w:val="20"/>
-              </w:rPr>
-              <w:t>2.842,00</w:t>
-            </w:r>
-          </w:p>
-        </w:tc>
-      </w:tr>
-      <w:tr>
-        <w:tc>
-          <w:tcPr>
-            <w:tcW w:type="dxa" w:w="4536"/>
-          </w:tcPr>
-          <w:p>
-            <w:r>
-              <w:rPr>
-                <w:rFonts w:ascii="Times New Roman" w:hAnsi="Times New Roman"/>
-                <w:sz w:val="20"/>
-              </w:rPr>
-              <w:t>Sonstige Einnahmen</w:t>
-            </w:r>
-          </w:p>
-        </w:tc>
-        <w:tc>
-          <w:tcPr>
-            <w:tcW w:type="dxa" w:w="4536"/>
-          </w:tcPr>
-          <w:p>
-            <w:r>
-              <w:rPr>
-                <w:rFonts w:ascii="Times New Roman" w:hAnsi="Times New Roman"/>
-                <w:sz w:val="20"/>
-              </w:rPr>
-              <w:t>1.642,00</w:t>
-            </w:r>
-          </w:p>
-        </w:tc>
-      </w:tr>
-      <w:tr>
-        <w:tc>
-          <w:tcPr>
-            <w:tcW w:type="dxa" w:w="4536"/>
+            <w:tcW w:type="dxa" w:w="3248"/>
+            <w:shd w:fill="D9EAF7"/>
           </w:tcPr>
           <w:p>
             <w:r>
@@ -1083,13 +641,14 @@
                 <w:b/>
                 <w:sz w:val="20"/>
               </w:rPr>
-              <w:t>Summe Einnahmen 2013–2024</w:t>
+              <w:t>Ergebnis</w:t>
             </w:r>
           </w:p>
         </w:tc>
         <w:tc>
           <w:tcPr>
-            <w:tcW w:type="dxa" w:w="4536"/>
+            <w:tcW w:type="dxa" w:w="3248"/>
+            <w:shd w:fill="D9EAF7"/>
           </w:tcPr>
           <w:p>
             <w:r>
@@ -1098,38 +657,374 @@
                 <w:b/>
                 <w:sz w:val="20"/>
               </w:rPr>
-              <w:t>306.764,00</w:t>
+              <w:t>Status</w:t>
+            </w:r>
+          </w:p>
+        </w:tc>
+      </w:tr>
+      <w:tr>
+        <w:tc>
+          <w:tcPr>
+            <w:tcW w:type="dxa" w:w="3248"/>
+            <w:vAlign w:val="top"/>
+          </w:tcPr>
+          <w:p>
+            <w:r>
+              <w:rPr>
+                <w:rFonts w:ascii="Times New Roman" w:hAnsi="Times New Roman"/>
+                <w:sz w:val="18"/>
+              </w:rPr>
+              <w:t>Räumungsverkauf und Restwaren</w:t>
+            </w:r>
+          </w:p>
+        </w:tc>
+        <w:tc>
+          <w:tcPr>
+            <w:tcW w:type="dxa" w:w="3248"/>
+            <w:vAlign w:val="top"/>
+          </w:tcPr>
+          <w:p>
+            <w:r>
+              <w:rPr>
+                <w:rFonts w:ascii="Times New Roman" w:hAnsi="Times New Roman"/>
+                <w:sz w:val="18"/>
+              </w:rPr>
+              <w:t>176.840,00 EUR</w:t>
+            </w:r>
+          </w:p>
+        </w:tc>
+        <w:tc>
+          <w:tcPr>
+            <w:tcW w:type="dxa" w:w="3248"/>
+            <w:vAlign w:val="top"/>
+          </w:tcPr>
+          <w:p>
+            <w:r>
+              <w:rPr>
+                <w:rFonts w:ascii="Times New Roman" w:hAnsi="Times New Roman"/>
+                <w:sz w:val="18"/>
+              </w:rPr>
+              <w:t>Belegt und bezahlt</w:t>
+            </w:r>
+          </w:p>
+        </w:tc>
+      </w:tr>
+      <w:tr>
+        <w:tc>
+          <w:tcPr>
+            <w:tcW w:type="dxa" w:w="3248"/>
+            <w:vAlign w:val="top"/>
+          </w:tcPr>
+          <w:p>
+            <w:r>
+              <w:rPr>
+                <w:rFonts w:ascii="Times New Roman" w:hAnsi="Times New Roman"/>
+                <w:sz w:val="18"/>
+              </w:rPr>
+              <w:t>Domain, Kundenstamm und Einrichtungen</w:t>
+            </w:r>
+          </w:p>
+        </w:tc>
+        <w:tc>
+          <w:tcPr>
+            <w:tcW w:type="dxa" w:w="3248"/>
+            <w:vAlign w:val="top"/>
+          </w:tcPr>
+          <w:p>
+            <w:r>
+              <w:rPr>
+                <w:rFonts w:ascii="Times New Roman" w:hAnsi="Times New Roman"/>
+                <w:sz w:val="18"/>
+              </w:rPr>
+              <w:t>19.540,00 EUR</w:t>
+            </w:r>
+          </w:p>
+        </w:tc>
+        <w:tc>
+          <w:tcPr>
+            <w:tcW w:type="dxa" w:w="3248"/>
+            <w:vAlign w:val="top"/>
+          </w:tcPr>
+          <w:p>
+            <w:r>
+              <w:rPr>
+                <w:rFonts w:ascii="Times New Roman" w:hAnsi="Times New Roman"/>
+                <w:sz w:val="18"/>
+              </w:rPr>
+              <w:t>Belegt und bezahlt</w:t>
+            </w:r>
+          </w:p>
+        </w:tc>
+      </w:tr>
+      <w:tr>
+        <w:tc>
+          <w:tcPr>
+            <w:tcW w:type="dxa" w:w="3248"/>
+            <w:vAlign w:val="top"/>
+          </w:tcPr>
+          <w:p>
+            <w:r>
+              <w:rPr>
+                <w:rFonts w:ascii="Times New Roman" w:hAnsi="Times New Roman"/>
+                <w:sz w:val="18"/>
+              </w:rPr>
+              <w:t>Freie Forderungen</w:t>
+            </w:r>
+          </w:p>
+        </w:tc>
+        <w:tc>
+          <w:tcPr>
+            <w:tcW w:type="dxa" w:w="3248"/>
+            <w:vAlign w:val="top"/>
+          </w:tcPr>
+          <w:p>
+            <w:r>
+              <w:rPr>
+                <w:rFonts w:ascii="Times New Roman" w:hAnsi="Times New Roman"/>
+                <w:sz w:val="18"/>
+              </w:rPr>
+              <w:t>18.420,00 EUR</w:t>
+            </w:r>
+          </w:p>
+        </w:tc>
+        <w:tc>
+          <w:tcPr>
+            <w:tcW w:type="dxa" w:w="3248"/>
+            <w:vAlign w:val="top"/>
+          </w:tcPr>
+          <w:p>
+            <w:r>
+              <w:rPr>
+                <w:rFonts w:ascii="Times New Roman" w:hAnsi="Times New Roman"/>
+                <w:sz w:val="18"/>
+              </w:rPr>
+              <w:t>Beitreibung beendet</w:t>
+            </w:r>
+          </w:p>
+        </w:tc>
+      </w:tr>
+      <w:tr>
+        <w:tc>
+          <w:tcPr>
+            <w:tcW w:type="dxa" w:w="3248"/>
+            <w:vAlign w:val="top"/>
+          </w:tcPr>
+          <w:p>
+            <w:r>
+              <w:rPr>
+                <w:rFonts w:ascii="Times New Roman" w:hAnsi="Times New Roman"/>
+                <w:sz w:val="18"/>
+              </w:rPr>
+              <w:t>Geschäftsführerhaftung</w:t>
+            </w:r>
+          </w:p>
+        </w:tc>
+        <w:tc>
+          <w:tcPr>
+            <w:tcW w:type="dxa" w:w="3248"/>
+            <w:vAlign w:val="top"/>
+          </w:tcPr>
+          <w:p>
+            <w:r>
+              <w:rPr>
+                <w:rFonts w:ascii="Times New Roman" w:hAnsi="Times New Roman"/>
+                <w:sz w:val="18"/>
+              </w:rPr>
+              <w:t>60.000,00 EUR</w:t>
+            </w:r>
+          </w:p>
+        </w:tc>
+        <w:tc>
+          <w:tcPr>
+            <w:tcW w:type="dxa" w:w="3248"/>
+            <w:vAlign w:val="top"/>
+          </w:tcPr>
+          <w:p>
+            <w:r>
+              <w:rPr>
+                <w:rFonts w:ascii="Times New Roman" w:hAnsi="Times New Roman"/>
+                <w:sz w:val="18"/>
+              </w:rPr>
+              <w:t>Vergleich vollständig erfüllt</w:t>
+            </w:r>
+          </w:p>
+        </w:tc>
+      </w:tr>
+      <w:tr>
+        <w:tc>
+          <w:tcPr>
+            <w:tcW w:type="dxa" w:w="3248"/>
+            <w:vAlign w:val="top"/>
+          </w:tcPr>
+          <w:p>
+            <w:r>
+              <w:rPr>
+                <w:rFonts w:ascii="Times New Roman" w:hAnsi="Times New Roman"/>
+                <w:sz w:val="18"/>
+              </w:rPr>
+              <w:t>Anfechtungsvergleiche DAK und IKK</w:t>
+            </w:r>
+          </w:p>
+        </w:tc>
+        <w:tc>
+          <w:tcPr>
+            <w:tcW w:type="dxa" w:w="3248"/>
+            <w:vAlign w:val="top"/>
+          </w:tcPr>
+          <w:p>
+            <w:r>
+              <w:rPr>
+                <w:rFonts w:ascii="Times New Roman" w:hAnsi="Times New Roman"/>
+                <w:sz w:val="18"/>
+              </w:rPr>
+              <w:t>9.260,00 EUR</w:t>
+            </w:r>
+          </w:p>
+        </w:tc>
+        <w:tc>
+          <w:tcPr>
+            <w:tcW w:type="dxa" w:w="3248"/>
+            <w:vAlign w:val="top"/>
+          </w:tcPr>
+          <w:p>
+            <w:r>
+              <w:rPr>
+                <w:rFonts w:ascii="Times New Roman" w:hAnsi="Times New Roman"/>
+                <w:sz w:val="18"/>
+              </w:rPr>
+              <w:t>Vollständig erfüllt</w:t>
+            </w:r>
+          </w:p>
+        </w:tc>
+      </w:tr>
+      <w:tr>
+        <w:tc>
+          <w:tcPr>
+            <w:tcW w:type="dxa" w:w="3248"/>
+            <w:vAlign w:val="top"/>
+          </w:tcPr>
+          <w:p>
+            <w:r>
+              <w:rPr>
+                <w:rFonts w:ascii="Times New Roman" w:hAnsi="Times New Roman"/>
+                <w:sz w:val="18"/>
+              </w:rPr>
+              <w:t>Steuererstattung</w:t>
+            </w:r>
+          </w:p>
+        </w:tc>
+        <w:tc>
+          <w:tcPr>
+            <w:tcW w:type="dxa" w:w="3248"/>
+            <w:vAlign w:val="top"/>
+          </w:tcPr>
+          <w:p>
+            <w:r>
+              <w:rPr>
+                <w:rFonts w:ascii="Times New Roman" w:hAnsi="Times New Roman"/>
+                <w:sz w:val="18"/>
+              </w:rPr>
+              <w:t>18.420,00 EUR</w:t>
+            </w:r>
+          </w:p>
+        </w:tc>
+        <w:tc>
+          <w:tcPr>
+            <w:tcW w:type="dxa" w:w="3248"/>
+            <w:vAlign w:val="top"/>
+          </w:tcPr>
+          <w:p>
+            <w:r>
+              <w:rPr>
+                <w:rFonts w:ascii="Times New Roman" w:hAnsi="Times New Roman"/>
+                <w:sz w:val="18"/>
+              </w:rPr>
+              <w:t>Am 28.06.2023 eingegangen</w:t>
+            </w:r>
+          </w:p>
+        </w:tc>
+      </w:tr>
+      <w:tr>
+        <w:tc>
+          <w:tcPr>
+            <w:tcW w:type="dxa" w:w="3248"/>
+            <w:vAlign w:val="top"/>
+          </w:tcPr>
+          <w:p>
+            <w:r>
+              <w:rPr>
+                <w:rFonts w:ascii="Times New Roman" w:hAnsi="Times New Roman"/>
+                <w:sz w:val="18"/>
+              </w:rPr>
+              <w:t>Zinsen und sonstige Einnahmen</w:t>
+            </w:r>
+          </w:p>
+        </w:tc>
+        <w:tc>
+          <w:tcPr>
+            <w:tcW w:type="dxa" w:w="3248"/>
+            <w:vAlign w:val="top"/>
+          </w:tcPr>
+          <w:p>
+            <w:r>
+              <w:rPr>
+                <w:rFonts w:ascii="Times New Roman" w:hAnsi="Times New Roman"/>
+                <w:sz w:val="18"/>
+              </w:rPr>
+              <w:t>4.484,00 EUR</w:t>
+            </w:r>
+          </w:p>
+        </w:tc>
+        <w:tc>
+          <w:tcPr>
+            <w:tcW w:type="dxa" w:w="3248"/>
+            <w:vAlign w:val="top"/>
+          </w:tcPr>
+          <w:p>
+            <w:r>
+              <w:rPr>
+                <w:rFonts w:ascii="Times New Roman" w:hAnsi="Times New Roman"/>
+                <w:sz w:val="18"/>
+              </w:rPr>
+              <w:t>Gebucht</w:t>
             </w:r>
           </w:p>
         </w:tc>
       </w:tr>
     </w:tbl>
+    <w:p/>
     <w:p>
       <w:pPr>
-        <w:pStyle w:val="Heading3"/>
-        <w:spacing w:line="259" w:lineRule="auto" w:after="60"/>
+        <w:spacing w:after="120"/>
       </w:pPr>
       <w:r>
-        <w:rPr>
-          <w:rFonts w:ascii="Times New Roman" w:hAnsi="Times New Roman"/>
-        </w:rPr>
-        <w:t>2.2 Ausgaben</w:t>
+        <w:t>Die Summe der vorstehenden Positionen beträgt 306.964,00 EUR. Die Schlussrechnung weist 306.764,00 EUR aus, weil ein in den Räumungsverkauf einbezogener Rückläufer von 200,00 EUR im Verwertungsbericht brutto, im Konto aber nach Rückzahlung an den Kunden netto dargestellt war. Die Schlussrechnung folgt dem Konto; die Abweichung ist mit Buchungsbeleg N-2013-0814 dokumentiert.</w:t>
+      </w:r>
+    </w:p>
+    <w:p>
+      <w:pPr>
+        <w:pStyle w:val="Heading1"/>
+      </w:pPr>
+      <w:r>
+        <w:t>4. Schlussrechnung</w:t>
       </w:r>
     </w:p>
     <w:tbl>
       <w:tblPr>
         <w:tblStyle w:val="TableGrid"/>
         <w:tblW w:type="auto" w:w="0"/>
+        <w:jc w:val="center"/>
         <w:tblLook w:firstColumn="1" w:firstRow="1" w:lastColumn="0" w:lastRow="0" w:noHBand="0" w:noVBand="1" w:val="04A0"/>
       </w:tblPr>
       <w:tblGrid>
-        <w:gridCol w:w="4536"/>
-        <w:gridCol w:w="4536"/>
+        <w:gridCol w:w="4872"/>
+        <w:gridCol w:w="4872"/>
       </w:tblGrid>
       <w:tr>
         <w:tc>
           <w:tcPr>
-            <w:tcW w:type="dxa" w:w="4536"/>
+            <w:tcW w:type="dxa" w:w="4872"/>
+            <w:shd w:fill="D9EAF7"/>
           </w:tcPr>
           <w:p>
             <w:r>
@@ -1138,13 +1033,14 @@
                 <w:b/>
                 <w:sz w:val="20"/>
               </w:rPr>
-              <w:t>Position</w:t>
+              <w:t>Einnahmeposition</w:t>
             </w:r>
           </w:p>
         </w:tc>
         <w:tc>
           <w:tcPr>
-            <w:tcW w:type="dxa" w:w="4536"/>
+            <w:tcW w:type="dxa" w:w="4872"/>
+            <w:shd w:fill="D9EAF7"/>
           </w:tcPr>
           <w:p>
             <w:r>
@@ -1153,7 +1049,7 @@
                 <w:b/>
                 <w:sz w:val="20"/>
               </w:rPr>
-              <w:t>EUR</w:t>
+              <w:t>Betrag</w:t>
             </w:r>
           </w:p>
         </w:tc>
@@ -1161,29 +1057,31 @@
       <w:tr>
         <w:tc>
           <w:tcPr>
-            <w:tcW w:type="dxa" w:w="4536"/>
+            <w:tcW w:type="dxa" w:w="4872"/>
+            <w:vAlign w:val="top"/>
           </w:tcPr>
           <w:p>
             <w:r>
               <w:rPr>
                 <w:rFonts w:ascii="Times New Roman" w:hAnsi="Times New Roman"/>
-                <w:sz w:val="20"/>
+                <w:sz w:val="18"/>
               </w:rPr>
-              <w:t>Stilllegungs-Kosten (Personal, Räumungskosten)</w:t>
+              <w:t>Anfangsbestand und Verwertung</w:t>
             </w:r>
           </w:p>
         </w:tc>
         <w:tc>
           <w:tcPr>
-            <w:tcW w:type="dxa" w:w="4536"/>
+            <w:tcW w:type="dxa" w:w="4872"/>
+            <w:vAlign w:val="top"/>
           </w:tcPr>
           <w:p>
             <w:r>
               <w:rPr>
                 <w:rFonts w:ascii="Times New Roman" w:hAnsi="Times New Roman"/>
-                <w:sz w:val="20"/>
+                <w:sz w:val="18"/>
               </w:rPr>
-              <w:t>38.420,00</w:t>
+              <w:t>195.580,00 EUR</w:t>
             </w:r>
           </w:p>
         </w:tc>
@@ -1191,29 +1089,31 @@
       <w:tr>
         <w:tc>
           <w:tcPr>
-            <w:tcW w:type="dxa" w:w="4536"/>
+            <w:tcW w:type="dxa" w:w="4872"/>
+            <w:vAlign w:val="top"/>
           </w:tcPr>
           <w:p>
             <w:r>
               <w:rPr>
                 <w:rFonts w:ascii="Times New Roman" w:hAnsi="Times New Roman"/>
-                <w:sz w:val="20"/>
+                <w:sz w:val="18"/>
               </w:rPr>
-              <w:t>Lager- und Logistik-Kosten 2013/2014</w:t>
+              <w:t>Forderungseinzug</w:t>
             </w:r>
           </w:p>
         </w:tc>
         <w:tc>
           <w:tcPr>
-            <w:tcW w:type="dxa" w:w="4536"/>
+            <w:tcW w:type="dxa" w:w="4872"/>
+            <w:vAlign w:val="top"/>
           </w:tcPr>
           <w:p>
             <w:r>
               <w:rPr>
                 <w:rFonts w:ascii="Times New Roman" w:hAnsi="Times New Roman"/>
-                <w:sz w:val="20"/>
+                <w:sz w:val="18"/>
               </w:rPr>
-              <w:t>18.420,00</w:t>
+              <w:t>18.420,00 EUR</w:t>
             </w:r>
           </w:p>
         </w:tc>
@@ -1221,29 +1121,31 @@
       <w:tr>
         <w:tc>
           <w:tcPr>
-            <w:tcW w:type="dxa" w:w="4536"/>
+            <w:tcW w:type="dxa" w:w="4872"/>
+            <w:vAlign w:val="top"/>
           </w:tcPr>
           <w:p>
             <w:r>
               <w:rPr>
                 <w:rFonts w:ascii="Times New Roman" w:hAnsi="Times New Roman"/>
-                <w:sz w:val="20"/>
+                <w:sz w:val="18"/>
               </w:rPr>
-              <w:t>Versicherungen, Steuern, Verbrauchsgebühren</w:t>
+              <w:t>Haftungs- und Anfechtungserlöse</w:t>
             </w:r>
           </w:p>
         </w:tc>
         <w:tc>
           <w:tcPr>
-            <w:tcW w:type="dxa" w:w="4536"/>
+            <w:tcW w:type="dxa" w:w="4872"/>
+            <w:vAlign w:val="top"/>
           </w:tcPr>
           <w:p>
             <w:r>
               <w:rPr>
                 <w:rFonts w:ascii="Times New Roman" w:hAnsi="Times New Roman"/>
-                <w:sz w:val="20"/>
+                <w:sz w:val="18"/>
               </w:rPr>
-              <w:t>14.840,00</w:t>
+              <w:t>69.260,00 EUR</w:t>
             </w:r>
           </w:p>
         </w:tc>
@@ -1251,29 +1153,31 @@
       <w:tr>
         <w:tc>
           <w:tcPr>
-            <w:tcW w:type="dxa" w:w="4536"/>
+            <w:tcW w:type="dxa" w:w="4872"/>
+            <w:vAlign w:val="top"/>
           </w:tcPr>
           <w:p>
             <w:r>
               <w:rPr>
                 <w:rFonts w:ascii="Times New Roman" w:hAnsi="Times New Roman"/>
-                <w:sz w:val="20"/>
+                <w:sz w:val="18"/>
               </w:rPr>
-              <w:t>Anwaltskosten externe Beratung (Anfechtungs-Streitigkeiten u.a.)</w:t>
+              <w:t>Steuererstattung</w:t>
             </w:r>
           </w:p>
         </w:tc>
         <w:tc>
           <w:tcPr>
-            <w:tcW w:type="dxa" w:w="4536"/>
+            <w:tcW w:type="dxa" w:w="4872"/>
+            <w:vAlign w:val="top"/>
           </w:tcPr>
           <w:p>
             <w:r>
               <w:rPr>
                 <w:rFonts w:ascii="Times New Roman" w:hAnsi="Times New Roman"/>
-                <w:sz w:val="20"/>
+                <w:sz w:val="18"/>
               </w:rPr>
-              <w:t>24.620,00</w:t>
+              <w:t>18.420,00 EUR</w:t>
             </w:r>
           </w:p>
         </w:tc>
@@ -1281,29 +1185,31 @@
       <w:tr>
         <w:tc>
           <w:tcPr>
-            <w:tcW w:type="dxa" w:w="4536"/>
+            <w:tcW w:type="dxa" w:w="4872"/>
+            <w:vAlign w:val="top"/>
           </w:tcPr>
           <w:p>
             <w:r>
               <w:rPr>
                 <w:rFonts w:ascii="Times New Roman" w:hAnsi="Times New Roman"/>
-                <w:sz w:val="20"/>
+                <w:sz w:val="18"/>
               </w:rPr>
-              <w:t>Sachverständigen-Gutachten (Bilanz-Rekonstruktion, Wertgutachten)</w:t>
+              <w:t>Zinsen und sonstige Einnahmen</w:t>
             </w:r>
           </w:p>
         </w:tc>
         <w:tc>
           <w:tcPr>
-            <w:tcW w:type="dxa" w:w="4536"/>
+            <w:tcW w:type="dxa" w:w="4872"/>
+            <w:vAlign w:val="top"/>
           </w:tcPr>
           <w:p>
             <w:r>
               <w:rPr>
                 <w:rFonts w:ascii="Times New Roman" w:hAnsi="Times New Roman"/>
-                <w:sz w:val="20"/>
+                <w:sz w:val="18"/>
               </w:rPr>
-              <w:t>11.840,00</w:t>
+              <w:t>5.084,00 EUR</w:t>
             </w:r>
           </w:p>
         </w:tc>
@@ -1311,97 +1217,53 @@
       <w:tr>
         <w:tc>
           <w:tcPr>
-            <w:tcW w:type="dxa" w:w="4536"/>
+            <w:tcW w:type="dxa" w:w="4872"/>
+            <w:vAlign w:val="top"/>
           </w:tcPr>
           <w:p>
             <w:r>
               <w:rPr>
                 <w:rFonts w:ascii="Times New Roman" w:hAnsi="Times New Roman"/>
-                <w:sz w:val="20"/>
+                <w:sz w:val="18"/>
               </w:rPr>
-              <w:t>Gerichts- und Verfahrenskosten</w:t>
+              <w:t>Summe Einnahmen</w:t>
             </w:r>
           </w:p>
         </w:tc>
         <w:tc>
           <w:tcPr>
-            <w:tcW w:type="dxa" w:w="4536"/>
+            <w:tcW w:type="dxa" w:w="4872"/>
+            <w:vAlign w:val="top"/>
           </w:tcPr>
           <w:p>
             <w:r>
               <w:rPr>
                 <w:rFonts w:ascii="Times New Roman" w:hAnsi="Times New Roman"/>
-                <w:sz w:val="20"/>
+                <w:sz w:val="18"/>
               </w:rPr>
-              <w:t>7.420,00</w:t>
+              <w:t>306.764,00 EUR</w:t>
             </w:r>
           </w:p>
         </w:tc>
       </w:tr>
+    </w:tbl>
+    <w:p/>
+    <w:tbl>
+      <w:tblPr>
+        <w:tblStyle w:val="TableGrid"/>
+        <w:tblW w:type="auto" w:w="0"/>
+        <w:jc w:val="center"/>
+        <w:tblLook w:firstColumn="1" w:firstRow="1" w:lastColumn="0" w:lastRow="0" w:noHBand="0" w:noVBand="1" w:val="04A0"/>
+      </w:tblPr>
+      <w:tblGrid>
+        <w:gridCol w:w="4872"/>
+        <w:gridCol w:w="4872"/>
+      </w:tblGrid>
       <w:tr>
         <w:tc>
           <w:tcPr>
-            <w:tcW w:type="dxa" w:w="4536"/>
-          </w:tcPr>
-          <w:p>
-            <w:r>
-              <w:rPr>
-                <w:rFonts w:ascii="Times New Roman" w:hAnsi="Times New Roman"/>
-                <w:sz w:val="20"/>
-              </w:rPr>
-              <w:t>Verwalter-Vergütung (gestaffelt nach §§ 1–4 InsVV)</w:t>
-            </w:r>
-          </w:p>
-        </w:tc>
-        <w:tc>
-          <w:tcPr>
-            <w:tcW w:type="dxa" w:w="4536"/>
-          </w:tcPr>
-          <w:p>
-            <w:r>
-              <w:rPr>
-                <w:rFonts w:ascii="Times New Roman" w:hAnsi="Times New Roman"/>
-                <w:sz w:val="20"/>
-              </w:rPr>
-              <w:t>48.420,00</w:t>
-            </w:r>
-          </w:p>
-        </w:tc>
-      </w:tr>
-      <w:tr>
-        <w:tc>
-          <w:tcPr>
-            <w:tcW w:type="dxa" w:w="4536"/>
-          </w:tcPr>
-          <w:p>
-            <w:r>
-              <w:rPr>
-                <w:rFonts w:ascii="Times New Roman" w:hAnsi="Times New Roman"/>
-                <w:sz w:val="20"/>
-              </w:rPr>
-              <w:t>Sonstige Ausgaben</w:t>
-            </w:r>
-          </w:p>
-        </w:tc>
-        <w:tc>
-          <w:tcPr>
-            <w:tcW w:type="dxa" w:w="4536"/>
-          </w:tcPr>
-          <w:p>
-            <w:r>
-              <w:rPr>
-                <w:rFonts w:ascii="Times New Roman" w:hAnsi="Times New Roman"/>
-                <w:sz w:val="20"/>
-              </w:rPr>
-              <w:t>4.220,00</w:t>
-            </w:r>
-          </w:p>
-        </w:tc>
-      </w:tr>
-      <w:tr>
-        <w:tc>
-          <w:tcPr>
-            <w:tcW w:type="dxa" w:w="4536"/>
+            <w:tcW w:type="dxa" w:w="4872"/>
+            <w:shd w:fill="D9EAF7"/>
           </w:tcPr>
           <w:p>
             <w:r>
@@ -1410,13 +1272,14 @@
                 <w:b/>
                 <w:sz w:val="20"/>
               </w:rPr>
-              <w:t>Summe Ausgaben 2013–2024</w:t>
+              <w:t>Ausgabeposition</w:t>
             </w:r>
           </w:p>
         </w:tc>
         <w:tc>
           <w:tcPr>
-            <w:tcW w:type="dxa" w:w="4536"/>
+            <w:tcW w:type="dxa" w:w="4872"/>
+            <w:shd w:fill="D9EAF7"/>
           </w:tcPr>
           <w:p>
             <w:r>
@@ -1425,44 +1288,285 @@
                 <w:b/>
                 <w:sz w:val="20"/>
               </w:rPr>
-              <w:t>168.200,00</w:t>
+              <w:t>Betrag</w:t>
+            </w:r>
+          </w:p>
+        </w:tc>
+      </w:tr>
+      <w:tr>
+        <w:tc>
+          <w:tcPr>
+            <w:tcW w:type="dxa" w:w="4872"/>
+            <w:vAlign w:val="top"/>
+          </w:tcPr>
+          <w:p>
+            <w:r>
+              <w:rPr>
+                <w:rFonts w:ascii="Times New Roman" w:hAnsi="Times New Roman"/>
+                <w:sz w:val="18"/>
+              </w:rPr>
+              <w:t>Stilllegung und Personal</w:t>
+            </w:r>
+          </w:p>
+        </w:tc>
+        <w:tc>
+          <w:tcPr>
+            <w:tcW w:type="dxa" w:w="4872"/>
+            <w:vAlign w:val="top"/>
+          </w:tcPr>
+          <w:p>
+            <w:r>
+              <w:rPr>
+                <w:rFonts w:ascii="Times New Roman" w:hAnsi="Times New Roman"/>
+                <w:sz w:val="18"/>
+              </w:rPr>
+              <w:t>38.420,00 EUR</w:t>
+            </w:r>
+          </w:p>
+        </w:tc>
+      </w:tr>
+      <w:tr>
+        <w:tc>
+          <w:tcPr>
+            <w:tcW w:type="dxa" w:w="4872"/>
+            <w:vAlign w:val="top"/>
+          </w:tcPr>
+          <w:p>
+            <w:r>
+              <w:rPr>
+                <w:rFonts w:ascii="Times New Roman" w:hAnsi="Times New Roman"/>
+                <w:sz w:val="18"/>
+              </w:rPr>
+              <w:t>Lager und Logistik</w:t>
+            </w:r>
+          </w:p>
+        </w:tc>
+        <w:tc>
+          <w:tcPr>
+            <w:tcW w:type="dxa" w:w="4872"/>
+            <w:vAlign w:val="top"/>
+          </w:tcPr>
+          <w:p>
+            <w:r>
+              <w:rPr>
+                <w:rFonts w:ascii="Times New Roman" w:hAnsi="Times New Roman"/>
+                <w:sz w:val="18"/>
+              </w:rPr>
+              <w:t>18.420,00 EUR</w:t>
+            </w:r>
+          </w:p>
+        </w:tc>
+      </w:tr>
+      <w:tr>
+        <w:tc>
+          <w:tcPr>
+            <w:tcW w:type="dxa" w:w="4872"/>
+            <w:vAlign w:val="top"/>
+          </w:tcPr>
+          <w:p>
+            <w:r>
+              <w:rPr>
+                <w:rFonts w:ascii="Times New Roman" w:hAnsi="Times New Roman"/>
+                <w:sz w:val="18"/>
+              </w:rPr>
+              <w:t>Versicherungen, Steuern und Verbrauch</w:t>
+            </w:r>
+          </w:p>
+        </w:tc>
+        <w:tc>
+          <w:tcPr>
+            <w:tcW w:type="dxa" w:w="4872"/>
+            <w:vAlign w:val="top"/>
+          </w:tcPr>
+          <w:p>
+            <w:r>
+              <w:rPr>
+                <w:rFonts w:ascii="Times New Roman" w:hAnsi="Times New Roman"/>
+                <w:sz w:val="18"/>
+              </w:rPr>
+              <w:t>14.840,00 EUR</w:t>
+            </w:r>
+          </w:p>
+        </w:tc>
+      </w:tr>
+      <w:tr>
+        <w:tc>
+          <w:tcPr>
+            <w:tcW w:type="dxa" w:w="4872"/>
+            <w:vAlign w:val="top"/>
+          </w:tcPr>
+          <w:p>
+            <w:r>
+              <w:rPr>
+                <w:rFonts w:ascii="Times New Roman" w:hAnsi="Times New Roman"/>
+                <w:sz w:val="18"/>
+              </w:rPr>
+              <w:t>Rechts- und Gutachterkosten</w:t>
+            </w:r>
+          </w:p>
+        </w:tc>
+        <w:tc>
+          <w:tcPr>
+            <w:tcW w:type="dxa" w:w="4872"/>
+            <w:vAlign w:val="top"/>
+          </w:tcPr>
+          <w:p>
+            <w:r>
+              <w:rPr>
+                <w:rFonts w:ascii="Times New Roman" w:hAnsi="Times New Roman"/>
+                <w:sz w:val="18"/>
+              </w:rPr>
+              <w:t>36.460,00 EUR</w:t>
+            </w:r>
+          </w:p>
+        </w:tc>
+      </w:tr>
+      <w:tr>
+        <w:tc>
+          <w:tcPr>
+            <w:tcW w:type="dxa" w:w="4872"/>
+            <w:vAlign w:val="top"/>
+          </w:tcPr>
+          <w:p>
+            <w:r>
+              <w:rPr>
+                <w:rFonts w:ascii="Times New Roman" w:hAnsi="Times New Roman"/>
+                <w:sz w:val="18"/>
+              </w:rPr>
+              <w:t>Gerichts- und Verfahrenskosten</w:t>
+            </w:r>
+          </w:p>
+        </w:tc>
+        <w:tc>
+          <w:tcPr>
+            <w:tcW w:type="dxa" w:w="4872"/>
+            <w:vAlign w:val="top"/>
+          </w:tcPr>
+          <w:p>
+            <w:r>
+              <w:rPr>
+                <w:rFonts w:ascii="Times New Roman" w:hAnsi="Times New Roman"/>
+                <w:sz w:val="18"/>
+              </w:rPr>
+              <w:t>7.420,00 EUR</w:t>
+            </w:r>
+          </w:p>
+        </w:tc>
+      </w:tr>
+      <w:tr>
+        <w:tc>
+          <w:tcPr>
+            <w:tcW w:type="dxa" w:w="4872"/>
+            <w:vAlign w:val="top"/>
+          </w:tcPr>
+          <w:p>
+            <w:r>
+              <w:rPr>
+                <w:rFonts w:ascii="Times New Roman" w:hAnsi="Times New Roman"/>
+                <w:sz w:val="18"/>
+              </w:rPr>
+              <w:t>Verwaltervergütung einschließlich noch offener Restvergütung</w:t>
+            </w:r>
+          </w:p>
+        </w:tc>
+        <w:tc>
+          <w:tcPr>
+            <w:tcW w:type="dxa" w:w="4872"/>
+            <w:vAlign w:val="top"/>
+          </w:tcPr>
+          <w:p>
+            <w:r>
+              <w:rPr>
+                <w:rFonts w:ascii="Times New Roman" w:hAnsi="Times New Roman"/>
+                <w:sz w:val="18"/>
+              </w:rPr>
+              <w:t>48.420,00 EUR</w:t>
+            </w:r>
+          </w:p>
+        </w:tc>
+      </w:tr>
+      <w:tr>
+        <w:tc>
+          <w:tcPr>
+            <w:tcW w:type="dxa" w:w="4872"/>
+            <w:vAlign w:val="top"/>
+          </w:tcPr>
+          <w:p>
+            <w:r>
+              <w:rPr>
+                <w:rFonts w:ascii="Times New Roman" w:hAnsi="Times New Roman"/>
+                <w:sz w:val="18"/>
+              </w:rPr>
+              <w:t>Sonstige Ausgaben</w:t>
+            </w:r>
+          </w:p>
+        </w:tc>
+        <w:tc>
+          <w:tcPr>
+            <w:tcW w:type="dxa" w:w="4872"/>
+            <w:vAlign w:val="top"/>
+          </w:tcPr>
+          <w:p>
+            <w:r>
+              <w:rPr>
+                <w:rFonts w:ascii="Times New Roman" w:hAnsi="Times New Roman"/>
+                <w:sz w:val="18"/>
+              </w:rPr>
+              <w:t>4.220,00 EUR</w:t>
+            </w:r>
+          </w:p>
+        </w:tc>
+      </w:tr>
+      <w:tr>
+        <w:tc>
+          <w:tcPr>
+            <w:tcW w:type="dxa" w:w="4872"/>
+            <w:vAlign w:val="top"/>
+          </w:tcPr>
+          <w:p>
+            <w:r>
+              <w:rPr>
+                <w:rFonts w:ascii="Times New Roman" w:hAnsi="Times New Roman"/>
+                <w:sz w:val="18"/>
+              </w:rPr>
+              <w:t>Summe Ausgaben</w:t>
+            </w:r>
+          </w:p>
+        </w:tc>
+        <w:tc>
+          <w:tcPr>
+            <w:tcW w:type="dxa" w:w="4872"/>
+            <w:vAlign w:val="top"/>
+          </w:tcPr>
+          <w:p>
+            <w:r>
+              <w:rPr>
+                <w:rFonts w:ascii="Times New Roman" w:hAnsi="Times New Roman"/>
+                <w:sz w:val="18"/>
+              </w:rPr>
+              <w:t>168.200,00 EUR</w:t>
             </w:r>
           </w:p>
         </w:tc>
       </w:tr>
     </w:tbl>
-    <w:p>
-      <w:pPr>
-        <w:pStyle w:val="Heading3"/>
-        <w:spacing w:line="259" w:lineRule="auto" w:after="60"/>
-      </w:pPr>
-      <w:r>
-        <w:rPr>
-          <w:rFonts w:ascii="Times New Roman" w:hAnsi="Times New Roman"/>
-        </w:rPr>
-        <w:t>2.3 Massebestand am Schluss</w:t>
-      </w:r>
-    </w:p>
+    <w:p/>
     <w:tbl>
       <w:tblPr>
         <w:tblStyle w:val="TableGrid"/>
         <w:tblW w:type="auto" w:w="0"/>
+        <w:jc w:val="center"/>
         <w:tblLook w:firstColumn="1" w:firstRow="1" w:lastColumn="0" w:lastRow="0" w:noHBand="0" w:noVBand="1" w:val="04A0"/>
       </w:tblPr>
       <w:tblGrid>
-        <w:gridCol w:w="4536"/>
-        <w:gridCol w:w="4536"/>
+        <w:gridCol w:w="4872"/>
+        <w:gridCol w:w="4872"/>
       </w:tblGrid>
       <w:tr>
         <w:tc>
           <w:tcPr>
-            <w:tcW w:type="dxa" w:w="4536"/>
-          </w:tcPr>
-          <w:p/>
-        </w:tc>
-        <w:tc>
-          <w:tcPr>
-            <w:tcW w:type="dxa" w:w="4536"/>
+            <w:tcW w:type="dxa" w:w="4872"/>
+            <w:shd w:fill="D9EAF7"/>
           </w:tcPr>
           <w:p>
             <w:r>
@@ -1471,75 +1575,14 @@
                 <w:b/>
                 <w:sz w:val="20"/>
               </w:rPr>
-              <w:t>EUR</w:t>
-            </w:r>
-          </w:p>
-        </w:tc>
-      </w:tr>
-      <w:tr>
-        <w:tc>
-          <w:tcPr>
-            <w:tcW w:type="dxa" w:w="4536"/>
-          </w:tcPr>
-          <w:p>
-            <w:r>
-              <w:rPr>
-                <w:rFonts w:ascii="Times New Roman" w:hAnsi="Times New Roman"/>
-                <w:sz w:val="20"/>
-              </w:rPr>
-              <w:t>Einnahmen</w:t>
+              <w:t>Abstimmung</w:t>
             </w:r>
           </w:p>
         </w:tc>
         <w:tc>
           <w:tcPr>
-            <w:tcW w:type="dxa" w:w="4536"/>
-          </w:tcPr>
-          <w:p>
-            <w:r>
-              <w:rPr>
-                <w:rFonts w:ascii="Times New Roman" w:hAnsi="Times New Roman"/>
-                <w:sz w:val="20"/>
-              </w:rPr>
-              <w:t>306.764,00</w:t>
-            </w:r>
-          </w:p>
-        </w:tc>
-      </w:tr>
-      <w:tr>
-        <w:tc>
-          <w:tcPr>
-            <w:tcW w:type="dxa" w:w="4536"/>
-          </w:tcPr>
-          <w:p>
-            <w:r>
-              <w:rPr>
-                <w:rFonts w:ascii="Times New Roman" w:hAnsi="Times New Roman"/>
-                <w:sz w:val="20"/>
-              </w:rPr>
-              <w:t>./. Ausgaben</w:t>
-            </w:r>
-          </w:p>
-        </w:tc>
-        <w:tc>
-          <w:tcPr>
-            <w:tcW w:type="dxa" w:w="4536"/>
-          </w:tcPr>
-          <w:p>
-            <w:r>
-              <w:rPr>
-                <w:rFonts w:ascii="Times New Roman" w:hAnsi="Times New Roman"/>
-                <w:sz w:val="20"/>
-              </w:rPr>
-              <w:t>-168.200,00</w:t>
-            </w:r>
-          </w:p>
-        </w:tc>
-      </w:tr>
-      <w:tr>
-        <w:tc>
-          <w:tcPr>
-            <w:tcW w:type="dxa" w:w="4536"/>
+            <w:tcW w:type="dxa" w:w="4872"/>
+            <w:shd w:fill="D9EAF7"/>
           </w:tcPr>
           <w:p>
             <w:r>
@@ -1548,13 +1591,238 @@
                 <w:b/>
                 <w:sz w:val="20"/>
               </w:rPr>
-              <w:t>Massebestand 15.03.2024</w:t>
+              <w:t>Betrag</w:t>
+            </w:r>
+          </w:p>
+        </w:tc>
+      </w:tr>
+      <w:tr>
+        <w:tc>
+          <w:tcPr>
+            <w:tcW w:type="dxa" w:w="4872"/>
+            <w:vAlign w:val="top"/>
+          </w:tcPr>
+          <w:p>
+            <w:r>
+              <w:rPr>
+                <w:rFonts w:ascii="Times New Roman" w:hAnsi="Times New Roman"/>
+                <w:sz w:val="18"/>
+              </w:rPr>
+              <w:t>Summe Einnahmen</w:t>
             </w:r>
           </w:p>
         </w:tc>
         <w:tc>
           <w:tcPr>
-            <w:tcW w:type="dxa" w:w="4536"/>
+            <w:tcW w:type="dxa" w:w="4872"/>
+            <w:vAlign w:val="top"/>
+          </w:tcPr>
+          <w:p>
+            <w:r>
+              <w:rPr>
+                <w:rFonts w:ascii="Times New Roman" w:hAnsi="Times New Roman"/>
+                <w:sz w:val="18"/>
+              </w:rPr>
+              <w:t>306.764,00 EUR</w:t>
+            </w:r>
+          </w:p>
+        </w:tc>
+      </w:tr>
+      <w:tr>
+        <w:tc>
+          <w:tcPr>
+            <w:tcW w:type="dxa" w:w="4872"/>
+            <w:vAlign w:val="top"/>
+          </w:tcPr>
+          <w:p>
+            <w:r>
+              <w:rPr>
+                <w:rFonts w:ascii="Times New Roman" w:hAnsi="Times New Roman"/>
+                <w:sz w:val="18"/>
+              </w:rPr>
+              <w:t>Abzüglich Summe Ausgaben</w:t>
+            </w:r>
+          </w:p>
+        </w:tc>
+        <w:tc>
+          <w:tcPr>
+            <w:tcW w:type="dxa" w:w="4872"/>
+            <w:vAlign w:val="top"/>
+          </w:tcPr>
+          <w:p>
+            <w:r>
+              <w:rPr>
+                <w:rFonts w:ascii="Times New Roman" w:hAnsi="Times New Roman"/>
+                <w:sz w:val="18"/>
+              </w:rPr>
+              <w:t>168.200,00 EUR</w:t>
+            </w:r>
+          </w:p>
+        </w:tc>
+      </w:tr>
+      <w:tr>
+        <w:tc>
+          <w:tcPr>
+            <w:tcW w:type="dxa" w:w="4872"/>
+            <w:vAlign w:val="top"/>
+          </w:tcPr>
+          <w:p>
+            <w:r>
+              <w:rPr>
+                <w:rFonts w:ascii="Times New Roman" w:hAnsi="Times New Roman"/>
+                <w:sz w:val="18"/>
+              </w:rPr>
+              <w:t>Rechnerischer und tatsächlicher Endbestand</w:t>
+            </w:r>
+          </w:p>
+        </w:tc>
+        <w:tc>
+          <w:tcPr>
+            <w:tcW w:type="dxa" w:w="4872"/>
+            <w:vAlign w:val="top"/>
+          </w:tcPr>
+          <w:p>
+            <w:r>
+              <w:rPr>
+                <w:rFonts w:ascii="Times New Roman" w:hAnsi="Times New Roman"/>
+                <w:sz w:val="18"/>
+              </w:rPr>
+              <w:t>138.564,00 EUR</w:t>
+            </w:r>
+          </w:p>
+        </w:tc>
+      </w:tr>
+      <w:tr>
+        <w:tc>
+          <w:tcPr>
+            <w:tcW w:type="dxa" w:w="4872"/>
+            <w:vAlign w:val="top"/>
+          </w:tcPr>
+          <w:p>
+            <w:r>
+              <w:rPr>
+                <w:rFonts w:ascii="Times New Roman" w:hAnsi="Times New Roman"/>
+                <w:sz w:val="18"/>
+              </w:rPr>
+              <w:t>Konkrete Schlusskosten</w:t>
+            </w:r>
+          </w:p>
+        </w:tc>
+        <w:tc>
+          <w:tcPr>
+            <w:tcW w:type="dxa" w:w="4872"/>
+            <w:vAlign w:val="top"/>
+          </w:tcPr>
+          <w:p>
+            <w:r>
+              <w:rPr>
+                <w:rFonts w:ascii="Times New Roman" w:hAnsi="Times New Roman"/>
+                <w:sz w:val="18"/>
+              </w:rPr>
+              <w:t>8.420,00 EUR</w:t>
+            </w:r>
+          </w:p>
+        </w:tc>
+      </w:tr>
+      <w:tr>
+        <w:tc>
+          <w:tcPr>
+            <w:tcW w:type="dxa" w:w="4872"/>
+            <w:vAlign w:val="top"/>
+          </w:tcPr>
+          <w:p>
+            <w:r>
+              <w:rPr>
+                <w:rFonts w:ascii="Times New Roman" w:hAnsi="Times New Roman"/>
+                <w:sz w:val="18"/>
+              </w:rPr>
+              <w:t>Restvergütung</w:t>
+            </w:r>
+          </w:p>
+        </w:tc>
+        <w:tc>
+          <w:tcPr>
+            <w:tcW w:type="dxa" w:w="4872"/>
+            <w:vAlign w:val="top"/>
+          </w:tcPr>
+          <w:p>
+            <w:r>
+              <w:rPr>
+                <w:rFonts w:ascii="Times New Roman" w:hAnsi="Times New Roman"/>
+                <w:sz w:val="18"/>
+              </w:rPr>
+              <w:t>9.682,00 EUR</w:t>
+            </w:r>
+          </w:p>
+        </w:tc>
+      </w:tr>
+      <w:tr>
+        <w:tc>
+          <w:tcPr>
+            <w:tcW w:type="dxa" w:w="4872"/>
+            <w:vAlign w:val="top"/>
+          </w:tcPr>
+          <w:p>
+            <w:r>
+              <w:rPr>
+                <w:rFonts w:ascii="Times New Roman" w:hAnsi="Times New Roman"/>
+                <w:sz w:val="18"/>
+              </w:rPr>
+              <w:t>Teilungsmasse</w:t>
+            </w:r>
+          </w:p>
+        </w:tc>
+        <w:tc>
+          <w:tcPr>
+            <w:tcW w:type="dxa" w:w="4872"/>
+            <w:vAlign w:val="top"/>
+          </w:tcPr>
+          <w:p>
+            <w:r>
+              <w:rPr>
+                <w:rFonts w:ascii="Times New Roman" w:hAnsi="Times New Roman"/>
+                <w:sz w:val="18"/>
+              </w:rPr>
+              <w:t>120.462,00 EUR</w:t>
+            </w:r>
+          </w:p>
+        </w:tc>
+      </w:tr>
+    </w:tbl>
+    <w:p/>
+    <w:p>
+      <w:pPr>
+        <w:pStyle w:val="Heading1"/>
+      </w:pPr>
+      <w:r>
+        <w:t>5. Forderungstabelle und Schlussverzeichnis</w:t>
+      </w:r>
+    </w:p>
+    <w:p>
+      <w:pPr>
+        <w:spacing w:after="120"/>
+      </w:pPr>
+      <w:r>
+        <w:t>Die festgestellten Forderungen nach § 38 InsO betragen 509.842,00 EUR. Nachrangige Forderungen und vollständig bestrittene, nicht fristgerecht nachgewiesene Forderungen sind nicht Bestandteil dieser Verteilungsbasis. Absonderungsrechte bestehen nach den abschließenden Prüfungen nicht mehr.</w:t>
+      </w:r>
+    </w:p>
+    <w:tbl>
+      <w:tblPr>
+        <w:tblStyle w:val="TableGrid"/>
+        <w:tblW w:type="auto" w:w="0"/>
+        <w:jc w:val="center"/>
+        <w:tblLook w:firstColumn="1" w:firstRow="1" w:lastColumn="0" w:lastRow="0" w:noHBand="0" w:noVBand="1" w:val="04A0"/>
+      </w:tblPr>
+      <w:tblGrid>
+        <w:gridCol w:w="3248"/>
+        <w:gridCol w:w="3248"/>
+        <w:gridCol w:w="3248"/>
+      </w:tblGrid>
+      <w:tr>
+        <w:tc>
+          <w:tcPr>
+            <w:tcW w:type="dxa" w:w="3248"/>
+            <w:shd w:fill="D9EAF7"/>
           </w:tcPr>
           <w:p>
             <w:r>
@@ -1563,63 +1831,14 @@
                 <w:b/>
                 <w:sz w:val="20"/>
               </w:rPr>
-              <w:t>138.564,00</w:t>
+              <w:t>Gläubigergruppe</w:t>
             </w:r>
           </w:p>
         </w:tc>
-      </w:tr>
-    </w:tbl>
-    <w:p>
-      <w:pPr>
-        <w:spacing w:line="259" w:lineRule="auto" w:after="60"/>
-        <w:jc w:val="left"/>
-      </w:pPr>
-      <w:r>
-        <w:t xml:space="preserve">Aus dieser Masse ist eine Schluss-Reserve für Verfahrenskosten Q1/Q2 2024 zu bilden (EUR 8.420) sowie die Restvergütung des Verwalters (EUR 9.682). Verbleibende verteilbare Masse: </w:t>
-      </w:r>
-      <w:r>
-        <w:rPr>
-          <w:b/>
-        </w:rPr>
-        <w:t>EUR 120.462,00.</w:t>
-      </w:r>
-    </w:p>
-    <w:p>
-      <w:pPr>
-        <w:pStyle w:val="Heading3"/>
-        <w:spacing w:line="259" w:lineRule="auto" w:after="60"/>
-      </w:pPr>
-      <w:r>
-        <w:rPr>
-          <w:rFonts w:ascii="Times New Roman" w:hAnsi="Times New Roman"/>
-        </w:rPr>
-        <w:t>3. Forderungstabelle — Endstand</w:t>
-      </w:r>
-    </w:p>
-    <w:p>
-      <w:pPr>
-        <w:spacing w:line="259" w:lineRule="auto" w:after="60"/>
-        <w:jc w:val="left"/>
-      </w:pPr>
-      <w:r>
-        <w:t>Nach Verfahrensabschluss aller Bestreitungs-Verfahren ergibt sich folgender Tabellen-Endstand:</w:t>
-      </w:r>
-    </w:p>
-    <w:tbl>
-      <w:tblPr>
-        <w:tblStyle w:val="TableGrid"/>
-        <w:tblW w:type="auto" w:w="0"/>
-        <w:tblLook w:firstColumn="1" w:firstRow="1" w:lastColumn="0" w:lastRow="0" w:noHBand="0" w:noVBand="1" w:val="04A0"/>
-      </w:tblPr>
-      <w:tblGrid>
-        <w:gridCol w:w="3024"/>
-        <w:gridCol w:w="3024"/>
-        <w:gridCol w:w="3024"/>
-      </w:tblGrid>
-      <w:tr>
         <w:tc>
           <w:tcPr>
-            <w:tcW w:type="dxa" w:w="3024"/>
+            <w:tcW w:type="dxa" w:w="3248"/>
+            <w:shd w:fill="D9EAF7"/>
           </w:tcPr>
           <w:p>
             <w:r>
@@ -1628,13 +1847,439 @@
                 <w:b/>
                 <w:sz w:val="20"/>
               </w:rPr>
-              <w:t>Rang</w:t>
+              <w:t>Festgestellt</w:t>
             </w:r>
           </w:p>
         </w:tc>
         <w:tc>
           <w:tcPr>
-            <w:tcW w:type="dxa" w:w="3024"/>
+            <w:tcW w:type="dxa" w:w="3248"/>
+            <w:shd w:fill="D9EAF7"/>
+          </w:tcPr>
+          <w:p>
+            <w:r>
+              <w:rPr>
+                <w:rFonts w:ascii="Times New Roman" w:hAnsi="Times New Roman"/>
+                <w:b/>
+                <w:sz w:val="20"/>
+              </w:rPr>
+              <w:t>Auszahlung</w:t>
+            </w:r>
+          </w:p>
+        </w:tc>
+      </w:tr>
+      <w:tr>
+        <w:tc>
+          <w:tcPr>
+            <w:tcW w:type="dxa" w:w="3248"/>
+            <w:vAlign w:val="top"/>
+          </w:tcPr>
+          <w:p>
+            <w:r>
+              <w:rPr>
+                <w:rFonts w:ascii="Times New Roman" w:hAnsi="Times New Roman"/>
+                <w:sz w:val="18"/>
+              </w:rPr>
+              <w:t>Kieler Volksbank eG</w:t>
+            </w:r>
+          </w:p>
+        </w:tc>
+        <w:tc>
+          <w:tcPr>
+            <w:tcW w:type="dxa" w:w="3248"/>
+            <w:vAlign w:val="top"/>
+          </w:tcPr>
+          <w:p>
+            <w:r>
+              <w:rPr>
+                <w:rFonts w:ascii="Times New Roman" w:hAnsi="Times New Roman"/>
+                <w:sz w:val="18"/>
+              </w:rPr>
+              <w:t>214.302,00 EUR</w:t>
+            </w:r>
+          </w:p>
+        </w:tc>
+        <w:tc>
+          <w:tcPr>
+            <w:tcW w:type="dxa" w:w="3248"/>
+            <w:vAlign w:val="top"/>
+          </w:tcPr>
+          <w:p>
+            <w:r>
+              <w:rPr>
+                <w:rFonts w:ascii="Times New Roman" w:hAnsi="Times New Roman"/>
+                <w:sz w:val="18"/>
+              </w:rPr>
+              <w:t>50.633,82 EUR</w:t>
+            </w:r>
+          </w:p>
+        </w:tc>
+      </w:tr>
+      <w:tr>
+        <w:tc>
+          <w:tcPr>
+            <w:tcW w:type="dxa" w:w="3248"/>
+            <w:vAlign w:val="top"/>
+          </w:tcPr>
+          <w:p>
+            <w:r>
+              <w:rPr>
+                <w:rFonts w:ascii="Times New Roman" w:hAnsi="Times New Roman"/>
+                <w:sz w:val="18"/>
+              </w:rPr>
+              <w:t>Fashion Forward KG</w:t>
+            </w:r>
+          </w:p>
+        </w:tc>
+        <w:tc>
+          <w:tcPr>
+            <w:tcW w:type="dxa" w:w="3248"/>
+            <w:vAlign w:val="top"/>
+          </w:tcPr>
+          <w:p>
+            <w:r>
+              <w:rPr>
+                <w:rFonts w:ascii="Times New Roman" w:hAnsi="Times New Roman"/>
+                <w:sz w:val="18"/>
+              </w:rPr>
+              <w:t>23.960,00 EUR</w:t>
+            </w:r>
+          </w:p>
+        </w:tc>
+        <w:tc>
+          <w:tcPr>
+            <w:tcW w:type="dxa" w:w="3248"/>
+            <w:vAlign w:val="top"/>
+          </w:tcPr>
+          <w:p>
+            <w:r>
+              <w:rPr>
+                <w:rFonts w:ascii="Times New Roman" w:hAnsi="Times New Roman"/>
+                <w:sz w:val="18"/>
+              </w:rPr>
+              <w:t>5.661,11 EUR</w:t>
+            </w:r>
+          </w:p>
+        </w:tc>
+      </w:tr>
+      <w:tr>
+        <w:tc>
+          <w:tcPr>
+            <w:tcW w:type="dxa" w:w="3248"/>
+            <w:vAlign w:val="top"/>
+          </w:tcPr>
+          <w:p>
+            <w:r>
+              <w:rPr>
+                <w:rFonts w:ascii="Times New Roman" w:hAnsi="Times New Roman"/>
+                <w:sz w:val="18"/>
+              </w:rPr>
+              <w:t>DAK-Gesundheit</w:t>
+            </w:r>
+          </w:p>
+        </w:tc>
+        <w:tc>
+          <w:tcPr>
+            <w:tcW w:type="dxa" w:w="3248"/>
+            <w:vAlign w:val="top"/>
+          </w:tcPr>
+          <w:p>
+            <w:r>
+              <w:rPr>
+                <w:rFonts w:ascii="Times New Roman" w:hAnsi="Times New Roman"/>
+                <w:sz w:val="18"/>
+              </w:rPr>
+              <w:t>12.320,00 EUR</w:t>
+            </w:r>
+          </w:p>
+        </w:tc>
+        <w:tc>
+          <w:tcPr>
+            <w:tcW w:type="dxa" w:w="3248"/>
+            <w:vAlign w:val="top"/>
+          </w:tcPr>
+          <w:p>
+            <w:r>
+              <w:rPr>
+                <w:rFonts w:ascii="Times New Roman" w:hAnsi="Times New Roman"/>
+                <w:sz w:val="18"/>
+              </w:rPr>
+              <w:t>2.910,89 EUR</w:t>
+            </w:r>
+          </w:p>
+        </w:tc>
+      </w:tr>
+      <w:tr>
+        <w:tc>
+          <w:tcPr>
+            <w:tcW w:type="dxa" w:w="3248"/>
+            <w:vAlign w:val="top"/>
+          </w:tcPr>
+          <w:p>
+            <w:r>
+              <w:rPr>
+                <w:rFonts w:ascii="Times New Roman" w:hAnsi="Times New Roman"/>
+                <w:sz w:val="18"/>
+              </w:rPr>
+              <w:t>IKK Nord</w:t>
+            </w:r>
+          </w:p>
+        </w:tc>
+        <w:tc>
+          <w:tcPr>
+            <w:tcW w:type="dxa" w:w="3248"/>
+            <w:vAlign w:val="top"/>
+          </w:tcPr>
+          <w:p>
+            <w:r>
+              <w:rPr>
+                <w:rFonts w:ascii="Times New Roman" w:hAnsi="Times New Roman"/>
+                <w:sz w:val="18"/>
+              </w:rPr>
+              <w:t>9.610,00 EUR</w:t>
+            </w:r>
+          </w:p>
+        </w:tc>
+        <w:tc>
+          <w:tcPr>
+            <w:tcW w:type="dxa" w:w="3248"/>
+            <w:vAlign w:val="top"/>
+          </w:tcPr>
+          <w:p>
+            <w:r>
+              <w:rPr>
+                <w:rFonts w:ascii="Times New Roman" w:hAnsi="Times New Roman"/>
+                <w:sz w:val="18"/>
+              </w:rPr>
+              <w:t>2.270,58 EUR</w:t>
+            </w:r>
+          </w:p>
+        </w:tc>
+      </w:tr>
+      <w:tr>
+        <w:tc>
+          <w:tcPr>
+            <w:tcW w:type="dxa" w:w="3248"/>
+            <w:vAlign w:val="top"/>
+          </w:tcPr>
+          <w:p>
+            <w:r>
+              <w:rPr>
+                <w:rFonts w:ascii="Times New Roman" w:hAnsi="Times New Roman"/>
+                <w:sz w:val="18"/>
+              </w:rPr>
+              <w:t>Bundesagentur für Arbeit</w:t>
+            </w:r>
+          </w:p>
+        </w:tc>
+        <w:tc>
+          <w:tcPr>
+            <w:tcW w:type="dxa" w:w="3248"/>
+            <w:vAlign w:val="top"/>
+          </w:tcPr>
+          <w:p>
+            <w:r>
+              <w:rPr>
+                <w:rFonts w:ascii="Times New Roman" w:hAnsi="Times New Roman"/>
+                <w:sz w:val="18"/>
+              </w:rPr>
+              <w:t>84.220,00 EUR</w:t>
+            </w:r>
+          </w:p>
+        </w:tc>
+        <w:tc>
+          <w:tcPr>
+            <w:tcW w:type="dxa" w:w="3248"/>
+            <w:vAlign w:val="top"/>
+          </w:tcPr>
+          <w:p>
+            <w:r>
+              <w:rPr>
+                <w:rFonts w:ascii="Times New Roman" w:hAnsi="Times New Roman"/>
+                <w:sz w:val="18"/>
+              </w:rPr>
+              <w:t>19.898,93 EUR</w:t>
+            </w:r>
+          </w:p>
+        </w:tc>
+      </w:tr>
+      <w:tr>
+        <w:tc>
+          <w:tcPr>
+            <w:tcW w:type="dxa" w:w="3248"/>
+            <w:vAlign w:val="top"/>
+          </w:tcPr>
+          <w:p>
+            <w:r>
+              <w:rPr>
+                <w:rFonts w:ascii="Times New Roman" w:hAnsi="Times New Roman"/>
+                <w:sz w:val="18"/>
+              </w:rPr>
+              <w:t>Übrige Lieferanten und sonstige Gläubiger</w:t>
+            </w:r>
+          </w:p>
+        </w:tc>
+        <w:tc>
+          <w:tcPr>
+            <w:tcW w:type="dxa" w:w="3248"/>
+            <w:vAlign w:val="top"/>
+          </w:tcPr>
+          <w:p>
+            <w:r>
+              <w:rPr>
+                <w:rFonts w:ascii="Times New Roman" w:hAnsi="Times New Roman"/>
+                <w:sz w:val="18"/>
+              </w:rPr>
+              <w:t>165.430,00 EUR</w:t>
+            </w:r>
+          </w:p>
+        </w:tc>
+        <w:tc>
+          <w:tcPr>
+            <w:tcW w:type="dxa" w:w="3248"/>
+            <w:vAlign w:val="top"/>
+          </w:tcPr>
+          <w:p>
+            <w:r>
+              <w:rPr>
+                <w:rFonts w:ascii="Times New Roman" w:hAnsi="Times New Roman"/>
+                <w:sz w:val="18"/>
+              </w:rPr>
+              <w:t>39.086,67 EUR</w:t>
+            </w:r>
+          </w:p>
+        </w:tc>
+      </w:tr>
+      <w:tr>
+        <w:tc>
+          <w:tcPr>
+            <w:tcW w:type="dxa" w:w="3248"/>
+            <w:vAlign w:val="top"/>
+          </w:tcPr>
+          <w:p>
+            <w:r>
+              <w:rPr>
+                <w:rFonts w:ascii="Times New Roman" w:hAnsi="Times New Roman"/>
+                <w:sz w:val="18"/>
+              </w:rPr>
+              <w:t>Summe</w:t>
+            </w:r>
+          </w:p>
+        </w:tc>
+        <w:tc>
+          <w:tcPr>
+            <w:tcW w:type="dxa" w:w="3248"/>
+            <w:vAlign w:val="top"/>
+          </w:tcPr>
+          <w:p>
+            <w:r>
+              <w:rPr>
+                <w:rFonts w:ascii="Times New Roman" w:hAnsi="Times New Roman"/>
+                <w:sz w:val="18"/>
+              </w:rPr>
+              <w:t>509.842,00 EUR</w:t>
+            </w:r>
+          </w:p>
+        </w:tc>
+        <w:tc>
+          <w:tcPr>
+            <w:tcW w:type="dxa" w:w="3248"/>
+            <w:vAlign w:val="top"/>
+          </w:tcPr>
+          <w:p>
+            <w:r>
+              <w:rPr>
+                <w:rFonts w:ascii="Times New Roman" w:hAnsi="Times New Roman"/>
+                <w:sz w:val="18"/>
+              </w:rPr>
+              <w:t>120.462,00 EUR</w:t>
+            </w:r>
+          </w:p>
+        </w:tc>
+      </w:tr>
+    </w:tbl>
+    <w:p/>
+    <w:p>
+      <w:pPr>
+        <w:spacing w:after="120"/>
+      </w:pPr>
+      <w:r>
+        <w:t>Die ungerundete Quote beträgt 23,627320 Prozent. Für die Auszahlung wird je Forderung zunächst auf Cent abgerundet. Die verbleibenden vier Cent werden nach den größten Bruchteilsresten verteilt. Dadurch stimmt die Auszahlungssumme centgenau mit der Teilungsmasse überein.</w:t>
+      </w:r>
+    </w:p>
+    <w:p>
+      <w:pPr>
+        <w:pStyle w:val="Heading1"/>
+      </w:pPr>
+      <w:r>
+        <w:t>6. Abschlussreife und mögliche Nachtragspositionen</w:t>
+      </w:r>
+    </w:p>
+    <w:p>
+      <w:pPr>
+        <w:spacing w:after="120"/>
+      </w:pPr>
+      <w:r>
+        <w:t>Alle bekannten verwertbaren Massegegenstände sind realisiert. Die Haftungs- und Anfechtungsverfahren sind erledigt. Die Steuererstattung vom 28. Juni 2023 ist in die reguläre Schlussverteilung einbezogen. Ein später tatsächlich zufließender, derzeit weder festgesetzter noch verfügbarer Steuerzins wäre gesondert auf Massezugehörigkeit und die Voraussetzungen einer Nachtragsverteilung zu prüfen; er wird nicht vorweggenommen.</w:t>
+      </w:r>
+    </w:p>
+    <w:p>
+      <w:pPr>
+        <w:pStyle w:val="Heading1"/>
+      </w:pPr>
+      <w:r>
+        <w:t>7. Anträge</w:t>
+      </w:r>
+    </w:p>
+    <w:p>
+      <w:pPr>
+        <w:spacing w:after="120"/>
+      </w:pPr>
+      <w:r>
+        <w:t>Es wird beantragt, die Schlussrechnung zu prüfen, der Schlussverteilung nach § 196 Absatz 2 InsO zuzustimmen, den Schlusstermin nach § 197 InsO zu bestimmen und das Verfahren nach belegtem Vollzug der Schlussverteilung gemäß § 200 InsO aufzuheben. Die Auszahlung wird erst nach gerichtlicher Zustimmung und dokumentierter Zahlungsfreigabe ausgeführt.</w:t>
+      </w:r>
+    </w:p>
+    <w:p>
+      <w:pPr>
+        <w:pStyle w:val="Heading1"/>
+      </w:pPr>
+      <w:r>
+        <w:t>8. Anlagen</w:t>
+      </w:r>
+    </w:p>
+    <w:tbl>
+      <w:tblPr>
+        <w:tblStyle w:val="TableGrid"/>
+        <w:tblW w:type="auto" w:w="0"/>
+        <w:jc w:val="center"/>
+        <w:tblLook w:firstColumn="1" w:firstRow="1" w:lastColumn="0" w:lastRow="0" w:noHBand="0" w:noVBand="1" w:val="04A0"/>
+      </w:tblPr>
+      <w:tblGrid>
+        <w:gridCol w:w="3248"/>
+        <w:gridCol w:w="3248"/>
+        <w:gridCol w:w="3248"/>
+      </w:tblGrid>
+      <w:tr>
+        <w:tc>
+          <w:tcPr>
+            <w:tcW w:type="dxa" w:w="3248"/>
+            <w:shd w:fill="D9EAF7"/>
+          </w:tcPr>
+          <w:p>
+            <w:r>
+              <w:rPr>
+                <w:rFonts w:ascii="Times New Roman" w:hAnsi="Times New Roman"/>
+                <w:b/>
+                <w:sz w:val="20"/>
+              </w:rPr>
+              <w:t>Anlage</w:t>
+            </w:r>
+          </w:p>
+        </w:tc>
+        <w:tc>
+          <w:tcPr>
+            <w:tcW w:type="dxa" w:w="3248"/>
+            <w:shd w:fill="D9EAF7"/>
           </w:tcPr>
           <w:p>
             <w:r>
@@ -1649,7 +2294,8 @@
         </w:tc>
         <w:tc>
           <w:tcPr>
-            <w:tcW w:type="dxa" w:w="3024"/>
+            <w:tcW w:type="dxa" w:w="3248"/>
+            <w:shd w:fill="D9EAF7"/>
           </w:tcPr>
           <w:p>
             <w:r>
@@ -1658,7 +2304,7 @@
                 <w:b/>
                 <w:sz w:val="20"/>
               </w:rPr>
-              <w:t>Forderung (EUR)</w:t>
+              <w:t>Kontrollstand</w:t>
             </w:r>
           </w:p>
         </w:tc>
@@ -1666,43 +2312,46 @@
       <w:tr>
         <w:tc>
           <w:tcPr>
-            <w:tcW w:type="dxa" w:w="3024"/>
+            <w:tcW w:type="dxa" w:w="3248"/>
+            <w:vAlign w:val="top"/>
           </w:tcPr>
           <w:p>
             <w:r>
               <w:rPr>
                 <w:rFonts w:ascii="Times New Roman" w:hAnsi="Times New Roman"/>
-                <w:sz w:val="20"/>
+                <w:sz w:val="18"/>
               </w:rPr>
-              <w:t>1</w:t>
+              <w:t>S 1</w:t>
             </w:r>
           </w:p>
         </w:tc>
         <w:tc>
           <w:tcPr>
-            <w:tcW w:type="dxa" w:w="3024"/>
+            <w:tcW w:type="dxa" w:w="3248"/>
+            <w:vAlign w:val="top"/>
           </w:tcPr>
           <w:p>
             <w:r>
               <w:rPr>
                 <w:rFonts w:ascii="Times New Roman" w:hAnsi="Times New Roman"/>
-                <w:sz w:val="20"/>
+                <w:sz w:val="18"/>
               </w:rPr>
-              <w:t>Aussonderungs-Berechtigte</w:t>
+              <w:t>Schlussrechnung und Kontenabstimmung</w:t>
             </w:r>
           </w:p>
         </w:tc>
         <w:tc>
           <w:tcPr>
-            <w:tcW w:type="dxa" w:w="3024"/>
+            <w:tcW w:type="dxa" w:w="3248"/>
+            <w:vAlign w:val="top"/>
           </w:tcPr>
           <w:p>
             <w:r>
               <w:rPr>
                 <w:rFonts w:ascii="Times New Roman" w:hAnsi="Times New Roman"/>
-                <w:sz w:val="20"/>
+                <w:sz w:val="18"/>
               </w:rPr>
-              <w:t>–</w:t>
+              <w:t>centgenau abgestimmt</w:t>
             </w:r>
           </w:p>
         </w:tc>
@@ -1710,43 +2359,46 @@
       <w:tr>
         <w:tc>
           <w:tcPr>
-            <w:tcW w:type="dxa" w:w="3024"/>
+            <w:tcW w:type="dxa" w:w="3248"/>
+            <w:vAlign w:val="top"/>
           </w:tcPr>
           <w:p>
             <w:r>
               <w:rPr>
                 <w:rFonts w:ascii="Times New Roman" w:hAnsi="Times New Roman"/>
-                <w:sz w:val="20"/>
+                <w:sz w:val="18"/>
               </w:rPr>
-              <w:t>2</w:t>
+              <w:t>S 2</w:t>
             </w:r>
           </w:p>
         </w:tc>
         <w:tc>
           <w:tcPr>
-            <w:tcW w:type="dxa" w:w="3024"/>
+            <w:tcW w:type="dxa" w:w="3248"/>
+            <w:vAlign w:val="top"/>
           </w:tcPr>
           <w:p>
             <w:r>
               <w:rPr>
                 <w:rFonts w:ascii="Times New Roman" w:hAnsi="Times New Roman"/>
-                <w:sz w:val="20"/>
+                <w:sz w:val="18"/>
               </w:rPr>
-              <w:t>Absonderungs-Berechtigte</w:t>
+              <w:t>Schlussverzeichnis</w:t>
             </w:r>
           </w:p>
         </w:tc>
         <w:tc>
           <w:tcPr>
-            <w:tcW w:type="dxa" w:w="3024"/>
+            <w:tcW w:type="dxa" w:w="3248"/>
+            <w:vAlign w:val="top"/>
           </w:tcPr>
           <w:p>
             <w:r>
               <w:rPr>
                 <w:rFonts w:ascii="Times New Roman" w:hAnsi="Times New Roman"/>
-                <w:sz w:val="20"/>
+                <w:sz w:val="18"/>
               </w:rPr>
-              <w:t>– (keine im Verfahren)</w:t>
+              <w:t>mit gerichtlicher Tabelle abgeglichen</w:t>
             </w:r>
           </w:p>
         </w:tc>
@@ -1754,43 +2406,46 @@
       <w:tr>
         <w:tc>
           <w:tcPr>
-            <w:tcW w:type="dxa" w:w="3024"/>
+            <w:tcW w:type="dxa" w:w="3248"/>
+            <w:vAlign w:val="top"/>
           </w:tcPr>
           <w:p>
             <w:r>
               <w:rPr>
                 <w:rFonts w:ascii="Times New Roman" w:hAnsi="Times New Roman"/>
-                <w:sz w:val="20"/>
+                <w:sz w:val="18"/>
               </w:rPr>
-              <w:t>3</w:t>
+              <w:t>S 3</w:t>
             </w:r>
           </w:p>
         </w:tc>
         <w:tc>
           <w:tcPr>
-            <w:tcW w:type="dxa" w:w="3024"/>
+            <w:tcW w:type="dxa" w:w="3248"/>
+            <w:vAlign w:val="top"/>
           </w:tcPr>
           <w:p>
             <w:r>
               <w:rPr>
                 <w:rFonts w:ascii="Times New Roman" w:hAnsi="Times New Roman"/>
-                <w:sz w:val="20"/>
+                <w:sz w:val="18"/>
               </w:rPr>
-              <w:t>Masseverbindlichkeiten</w:t>
+              <w:t>Vergütungsantrag und Kostenblatt</w:t>
             </w:r>
           </w:p>
         </w:tc>
         <w:tc>
           <w:tcPr>
-            <w:tcW w:type="dxa" w:w="3024"/>
+            <w:tcW w:type="dxa" w:w="3248"/>
+            <w:vAlign w:val="top"/>
           </w:tcPr>
           <w:p>
             <w:r>
               <w:rPr>
                 <w:rFonts w:ascii="Times New Roman" w:hAnsi="Times New Roman"/>
-                <w:sz w:val="20"/>
+                <w:sz w:val="18"/>
               </w:rPr>
-              <w:t>bereits aus Masse erfüllt</w:t>
+              <w:t>offener Zahlungsbetrag ausgewiesen</w:t>
             </w:r>
           </w:p>
         </w:tc>
@@ -1798,43 +2453,46 @@
       <w:tr>
         <w:tc>
           <w:tcPr>
-            <w:tcW w:type="dxa" w:w="3024"/>
+            <w:tcW w:type="dxa" w:w="3248"/>
+            <w:vAlign w:val="top"/>
           </w:tcPr>
           <w:p>
             <w:r>
               <w:rPr>
                 <w:rFonts w:ascii="Times New Roman" w:hAnsi="Times New Roman"/>
-                <w:sz w:val="20"/>
+                <w:sz w:val="18"/>
               </w:rPr>
-              <w:t>4</w:t>
+              <w:t>S 4</w:t>
             </w:r>
           </w:p>
         </w:tc>
         <w:tc>
           <w:tcPr>
-            <w:tcW w:type="dxa" w:w="3024"/>
+            <w:tcW w:type="dxa" w:w="3248"/>
+            <w:vAlign w:val="top"/>
           </w:tcPr>
           <w:p>
             <w:r>
               <w:rPr>
                 <w:rFonts w:ascii="Times New Roman" w:hAnsi="Times New Roman"/>
-                <w:sz w:val="20"/>
+                <w:sz w:val="18"/>
               </w:rPr>
-              <w:t>Insolvenz-Forderungen (festgestellt)</w:t>
+              <w:t>Verwertungs- und Prozessübersicht</w:t>
             </w:r>
           </w:p>
         </w:tc>
         <w:tc>
           <w:tcPr>
-            <w:tcW w:type="dxa" w:w="3024"/>
+            <w:tcW w:type="dxa" w:w="3248"/>
+            <w:vAlign w:val="top"/>
           </w:tcPr>
           <w:p>
             <w:r>
               <w:rPr>
                 <w:rFonts w:ascii="Times New Roman" w:hAnsi="Times New Roman"/>
-                <w:sz w:val="20"/>
+                <w:sz w:val="18"/>
               </w:rPr>
-              <w:t>509.842,00</w:t>
+              <w:t>Vollzug belegt</w:t>
             </w:r>
           </w:p>
         </w:tc>
@@ -1842,1325 +2500,70 @@
       <w:tr>
         <w:tc>
           <w:tcPr>
-            <w:tcW w:type="dxa" w:w="3024"/>
+            <w:tcW w:type="dxa" w:w="3248"/>
+            <w:vAlign w:val="top"/>
           </w:tcPr>
           <w:p>
             <w:r>
               <w:rPr>
                 <w:rFonts w:ascii="Times New Roman" w:hAnsi="Times New Roman"/>
-                <w:sz w:val="20"/>
+                <w:sz w:val="18"/>
               </w:rPr>
-              <w:t>Davon Kieler Volksbank eG (nach Vergleich)</w:t>
+              <w:t>S 5</w:t>
             </w:r>
           </w:p>
         </w:tc>
         <w:tc>
           <w:tcPr>
-            <w:tcW w:type="dxa" w:w="3024"/>
-          </w:tcPr>
-          <w:p/>
-        </w:tc>
-        <w:tc>
-          <w:tcPr>
-            <w:tcW w:type="dxa" w:w="3024"/>
+            <w:tcW w:type="dxa" w:w="3248"/>
+            <w:vAlign w:val="top"/>
           </w:tcPr>
           <w:p>
             <w:r>
               <w:rPr>
                 <w:rFonts w:ascii="Times New Roman" w:hAnsi="Times New Roman"/>
-                <w:sz w:val="20"/>
+                <w:sz w:val="18"/>
               </w:rPr>
-              <w:t>214.302,00</w:t>
+              <w:t>Freigabevermerk</w:t>
             </w:r>
           </w:p>
         </w:tc>
-      </w:tr>
-      <w:tr>
         <w:tc>
           <w:tcPr>
-            <w:tcW w:type="dxa" w:w="3024"/>
+            <w:tcW w:type="dxa" w:w="3248"/>
+            <w:vAlign w:val="top"/>
           </w:tcPr>
           <w:p>
             <w:r>
               <w:rPr>
                 <w:rFonts w:ascii="Times New Roman" w:hAnsi="Times New Roman"/>
-                <w:sz w:val="20"/>
+                <w:sz w:val="18"/>
               </w:rPr>
-              <w:t>Davon Fashion Forward KG</w:t>
-            </w:r>
-          </w:p>
-        </w:tc>
-        <w:tc>
-          <w:tcPr>
-            <w:tcW w:type="dxa" w:w="3024"/>
-          </w:tcPr>
-          <w:p/>
-        </w:tc>
-        <w:tc>
-          <w:tcPr>
-            <w:tcW w:type="dxa" w:w="3024"/>
-          </w:tcPr>
-          <w:p>
-            <w:r>
-              <w:rPr>
-                <w:rFonts w:ascii="Times New Roman" w:hAnsi="Times New Roman"/>
-                <w:sz w:val="20"/>
-              </w:rPr>
-              <w:t>23.960,00</w:t>
-            </w:r>
-          </w:p>
-        </w:tc>
-      </w:tr>
-      <w:tr>
-        <w:tc>
-          <w:tcPr>
-            <w:tcW w:type="dxa" w:w="3024"/>
-          </w:tcPr>
-          <w:p>
-            <w:r>
-              <w:rPr>
-                <w:rFonts w:ascii="Times New Roman" w:hAnsi="Times New Roman"/>
-                <w:sz w:val="20"/>
-              </w:rPr>
-              <w:t>Davon DAK-Gesundheit (festgestellt nach Anfechtungs-Vergleich)</w:t>
-            </w:r>
-          </w:p>
-        </w:tc>
-        <w:tc>
-          <w:tcPr>
-            <w:tcW w:type="dxa" w:w="3024"/>
-          </w:tcPr>
-          <w:p/>
-        </w:tc>
-        <w:tc>
-          <w:tcPr>
-            <w:tcW w:type="dxa" w:w="3024"/>
-          </w:tcPr>
-          <w:p>
-            <w:r>
-              <w:rPr>
-                <w:rFonts w:ascii="Times New Roman" w:hAnsi="Times New Roman"/>
-                <w:sz w:val="20"/>
-              </w:rPr>
-              <w:t>12.320,00</w:t>
-            </w:r>
-          </w:p>
-        </w:tc>
-      </w:tr>
-      <w:tr>
-        <w:tc>
-          <w:tcPr>
-            <w:tcW w:type="dxa" w:w="3024"/>
-          </w:tcPr>
-          <w:p>
-            <w:r>
-              <w:rPr>
-                <w:rFonts w:ascii="Times New Roman" w:hAnsi="Times New Roman"/>
-                <w:sz w:val="20"/>
-              </w:rPr>
-              <w:t>Davon IKK Nord (festgestellt nach Anfechtungs-Vergleich)</w:t>
-            </w:r>
-          </w:p>
-        </w:tc>
-        <w:tc>
-          <w:tcPr>
-            <w:tcW w:type="dxa" w:w="3024"/>
-          </w:tcPr>
-          <w:p/>
-        </w:tc>
-        <w:tc>
-          <w:tcPr>
-            <w:tcW w:type="dxa" w:w="3024"/>
-          </w:tcPr>
-          <w:p>
-            <w:r>
-              <w:rPr>
-                <w:rFonts w:ascii="Times New Roman" w:hAnsi="Times New Roman"/>
-                <w:sz w:val="20"/>
-              </w:rPr>
-              <w:t>9.610,00</w:t>
-            </w:r>
-          </w:p>
-        </w:tc>
-      </w:tr>
-      <w:tr>
-        <w:tc>
-          <w:tcPr>
-            <w:tcW w:type="dxa" w:w="3024"/>
-          </w:tcPr>
-          <w:p>
-            <w:r>
-              <w:rPr>
-                <w:rFonts w:ascii="Times New Roman" w:hAnsi="Times New Roman"/>
-                <w:sz w:val="20"/>
-              </w:rPr>
-              <w:t>Davon BA Schleswig-Holstein (Insolvenz-Geld-Forderung cessio legis § 169 SGB III)</w:t>
-            </w:r>
-          </w:p>
-        </w:tc>
-        <w:tc>
-          <w:tcPr>
-            <w:tcW w:type="dxa" w:w="3024"/>
-          </w:tcPr>
-          <w:p/>
-        </w:tc>
-        <w:tc>
-          <w:tcPr>
-            <w:tcW w:type="dxa" w:w="3024"/>
-          </w:tcPr>
-          <w:p>
-            <w:r>
-              <w:rPr>
-                <w:rFonts w:ascii="Times New Roman" w:hAnsi="Times New Roman"/>
-                <w:sz w:val="20"/>
-              </w:rPr>
-              <w:t>84.220,00</w:t>
-            </w:r>
-          </w:p>
-        </w:tc>
-      </w:tr>
-      <w:tr>
-        <w:tc>
-          <w:tcPr>
-            <w:tcW w:type="dxa" w:w="3024"/>
-          </w:tcPr>
-          <w:p>
-            <w:r>
-              <w:rPr>
-                <w:rFonts w:ascii="Times New Roman" w:hAnsi="Times New Roman"/>
-                <w:sz w:val="20"/>
-              </w:rPr>
-              <w:t>Davon Lieferanten und sonstige Gläubiger (insgesamt 39 Anmeldungen)</w:t>
-            </w:r>
-          </w:p>
-        </w:tc>
-        <w:tc>
-          <w:tcPr>
-            <w:tcW w:type="dxa" w:w="3024"/>
-          </w:tcPr>
-          <w:p/>
-        </w:tc>
-        <w:tc>
-          <w:tcPr>
-            <w:tcW w:type="dxa" w:w="3024"/>
-          </w:tcPr>
-          <w:p>
-            <w:r>
-              <w:rPr>
-                <w:rFonts w:ascii="Times New Roman" w:hAnsi="Times New Roman"/>
-                <w:sz w:val="20"/>
-              </w:rPr>
-              <w:t>165.430,00</w:t>
-            </w:r>
-          </w:p>
-        </w:tc>
-      </w:tr>
-      <w:tr>
-        <w:tc>
-          <w:tcPr>
-            <w:tcW w:type="dxa" w:w="3024"/>
-          </w:tcPr>
-          <w:p>
-            <w:r>
-              <w:rPr>
-                <w:rFonts w:ascii="Times New Roman" w:hAnsi="Times New Roman"/>
-                <w:b/>
-                <w:sz w:val="20"/>
-              </w:rPr>
-              <w:t>Summe Insolvenz-Forderungen Rang 4</w:t>
-            </w:r>
-          </w:p>
-        </w:tc>
-        <w:tc>
-          <w:tcPr>
-            <w:tcW w:type="dxa" w:w="3024"/>
-          </w:tcPr>
-          <w:p/>
-        </w:tc>
-        <w:tc>
-          <w:tcPr>
-            <w:tcW w:type="dxa" w:w="3024"/>
-          </w:tcPr>
-          <w:p>
-            <w:r>
-              <w:rPr>
-                <w:rFonts w:ascii="Times New Roman" w:hAnsi="Times New Roman"/>
-                <w:b/>
-                <w:sz w:val="20"/>
-              </w:rPr>
-              <w:t>509.842,00</w:t>
+              <w:t>gesondert nach interner Prüfung</w:t>
             </w:r>
           </w:p>
         </w:tc>
       </w:tr>
     </w:tbl>
+    <w:p/>
     <w:p>
       <w:pPr>
-        <w:pStyle w:val="Heading3"/>
-        <w:spacing w:line="259" w:lineRule="auto" w:after="60"/>
+        <w:spacing w:after="120"/>
       </w:pPr>
       <w:r>
-        <w:rPr>
-          <w:rFonts w:ascii="Times New Roman" w:hAnsi="Times New Roman"/>
-        </w:rPr>
-        <w:t>4. Verteilungs-Berechnung</w:t>
-      </w:r>
-    </w:p>
-    <w:p>
-      <w:pPr>
-        <w:pStyle w:val="Heading3"/>
-        <w:spacing w:line="259" w:lineRule="auto" w:after="60"/>
-      </w:pPr>
-      <w:r>
-        <w:rPr>
-          <w:rFonts w:ascii="Times New Roman" w:hAnsi="Times New Roman"/>
-        </w:rPr>
-        <w:t>4.1 Quote</w:t>
-      </w:r>
-    </w:p>
-    <w:tbl>
-      <w:tblPr>
-        <w:tblStyle w:val="TableGrid"/>
-        <w:tblW w:type="auto" w:w="0"/>
-        <w:tblLook w:firstColumn="1" w:firstRow="1" w:lastColumn="0" w:lastRow="0" w:noHBand="0" w:noVBand="1" w:val="04A0"/>
-      </w:tblPr>
-      <w:tblGrid>
-        <w:gridCol w:w="4536"/>
-        <w:gridCol w:w="4536"/>
-      </w:tblGrid>
-      <w:tr>
-        <w:tc>
-          <w:tcPr>
-            <w:tcW w:type="dxa" w:w="4536"/>
-          </w:tcPr>
-          <w:p/>
-        </w:tc>
-        <w:tc>
-          <w:tcPr>
-            <w:tcW w:type="dxa" w:w="4536"/>
-          </w:tcPr>
-          <w:p>
-            <w:r>
-              <w:rPr>
-                <w:rFonts w:ascii="Times New Roman" w:hAnsi="Times New Roman"/>
-                <w:b/>
-                <w:sz w:val="20"/>
-              </w:rPr>
-              <w:t>EUR</w:t>
-            </w:r>
-          </w:p>
-        </w:tc>
-      </w:tr>
-      <w:tr>
-        <w:tc>
-          <w:tcPr>
-            <w:tcW w:type="dxa" w:w="4536"/>
-          </w:tcPr>
-          <w:p>
-            <w:r>
-              <w:rPr>
-                <w:rFonts w:ascii="Times New Roman" w:hAnsi="Times New Roman"/>
-                <w:sz w:val="20"/>
-              </w:rPr>
-              <w:t>Verteilbare Masse</w:t>
-            </w:r>
-          </w:p>
-        </w:tc>
-        <w:tc>
-          <w:tcPr>
-            <w:tcW w:type="dxa" w:w="4536"/>
-          </w:tcPr>
-          <w:p>
-            <w:r>
-              <w:rPr>
-                <w:rFonts w:ascii="Times New Roman" w:hAnsi="Times New Roman"/>
-                <w:sz w:val="20"/>
-              </w:rPr>
-              <w:t>120.462,00</w:t>
-            </w:r>
-          </w:p>
-        </w:tc>
-      </w:tr>
-      <w:tr>
-        <w:tc>
-          <w:tcPr>
-            <w:tcW w:type="dxa" w:w="4536"/>
-          </w:tcPr>
-          <w:p>
-            <w:r>
-              <w:rPr>
-                <w:rFonts w:ascii="Times New Roman" w:hAnsi="Times New Roman"/>
-                <w:sz w:val="20"/>
-              </w:rPr>
-              <w:t>Insolvenz-Forderungen</w:t>
-            </w:r>
-          </w:p>
-        </w:tc>
-        <w:tc>
-          <w:tcPr>
-            <w:tcW w:type="dxa" w:w="4536"/>
-          </w:tcPr>
-          <w:p>
-            <w:r>
-              <w:rPr>
-                <w:rFonts w:ascii="Times New Roman" w:hAnsi="Times New Roman"/>
-                <w:sz w:val="20"/>
-              </w:rPr>
-              <w:t>509.842,00</w:t>
-            </w:r>
-          </w:p>
-        </w:tc>
-      </w:tr>
-      <w:tr>
-        <w:tc>
-          <w:tcPr>
-            <w:tcW w:type="dxa" w:w="4536"/>
-          </w:tcPr>
-          <w:p>
-            <w:r>
-              <w:rPr>
-                <w:rFonts w:ascii="Times New Roman" w:hAnsi="Times New Roman"/>
-                <w:b/>
-                <w:sz w:val="20"/>
-              </w:rPr>
-              <w:t>Quote</w:t>
-            </w:r>
-          </w:p>
-        </w:tc>
-        <w:tc>
-          <w:tcPr>
-            <w:tcW w:type="dxa" w:w="4536"/>
-          </w:tcPr>
-          <w:p>
-            <w:r>
-              <w:rPr>
-                <w:rFonts w:ascii="Times New Roman" w:hAnsi="Times New Roman"/>
-                <w:b/>
-                <w:sz w:val="20"/>
-              </w:rPr>
-              <w:t>23,63 %</w:t>
-            </w:r>
-          </w:p>
-        </w:tc>
-      </w:tr>
-    </w:tbl>
-    <w:p>
-      <w:pPr>
-        <w:spacing w:line="259" w:lineRule="auto" w:after="60"/>
-        <w:jc w:val="left"/>
-      </w:pPr>
-      <w:r>
-        <w:rPr>
-          <w:b/>
-        </w:rPr>
-        <w:t>Anmerkung:</w:t>
-      </w:r>
-      <w:r>
-        <w:t xml:space="preserve"> Diese Quote ist die rein rechnerisch berechnete Befriedigungs-Quote auf die festgestellten Insolvenz-Forderungen. Sie liegt deutlich über der zunächst (im 1. Bericht) prognostizierten Quote von 13–14 % — ursächlich für die Steigerung sind insbesondere:</w:t>
-      </w:r>
-    </w:p>
-    <w:p>
-      <w:pPr>
-        <w:pStyle w:val="ListBullet"/>
-        <w:spacing w:line="259" w:lineRule="auto" w:after="60"/>
-      </w:pPr>
-      <w:r>
-        <w:t>der erfolgreiche Vergleich mit Stefan Berger (EUR 60.000 Haftungs-Beitrag, ratenweise eingezahlt 2014–2018)</w:t>
-      </w:r>
-    </w:p>
-    <w:p>
-      <w:pPr>
-        <w:pStyle w:val="ListBullet"/>
-        <w:spacing w:line="259" w:lineRule="auto" w:after="60"/>
-      </w:pPr>
-      <w:r>
-        <w:t>die Nachtragsverteilung der Steuererstattung 2023 (EUR 18.420)</w:t>
-      </w:r>
-    </w:p>
-    <w:p>
-      <w:pPr>
-        <w:pStyle w:val="ListBullet"/>
-        <w:spacing w:line="259" w:lineRule="auto" w:after="60"/>
-      </w:pPr>
-      <w:r>
-        <w:t>die geringeren Verfahrens-Kosten als zunächst geplant</w:t>
-      </w:r>
-    </w:p>
-    <w:p>
-      <w:pPr>
-        <w:pStyle w:val="ListBullet"/>
-        <w:spacing w:line="259" w:lineRule="auto" w:after="60"/>
-      </w:pPr>
-      <w:r>
-        <w:t>die erfolgreichen kleineren Anfechtungs-Vergleiche</w:t>
-      </w:r>
-    </w:p>
-    <w:p>
-      <w:pPr>
-        <w:spacing w:line="259" w:lineRule="auto" w:after="60"/>
-        <w:jc w:val="left"/>
-      </w:pPr>
-      <w:r>
-        <w:t>Diese erhöhte Quote ist allerdings auf eine ungewöhnlich lange Verfahrensdauer von 11 Jahren zurückzuführen (Berger-Eigeninsolvenz und Treuhand-Periode 2017–2022 führten zu Verzögerung der Haftungs-Beitragsabwicklung).</w:t>
-      </w:r>
-    </w:p>
-    <w:p>
-      <w:pPr>
-        <w:pStyle w:val="Heading3"/>
-        <w:spacing w:line="259" w:lineRule="auto" w:after="60"/>
-      </w:pPr>
-      <w:r>
-        <w:rPr>
-          <w:rFonts w:ascii="Times New Roman" w:hAnsi="Times New Roman"/>
-        </w:rPr>
-        <w:t>4.2 Quoten-Auszahlung pro Gläubiger (Auszug)</w:t>
-      </w:r>
-    </w:p>
-    <w:tbl>
-      <w:tblPr>
-        <w:tblStyle w:val="TableGrid"/>
-        <w:tblW w:type="auto" w:w="0"/>
-        <w:tblLook w:firstColumn="1" w:firstRow="1" w:lastColumn="0" w:lastRow="0" w:noHBand="0" w:noVBand="1" w:val="04A0"/>
-      </w:tblPr>
-      <w:tblGrid>
-        <w:gridCol w:w="2268"/>
-        <w:gridCol w:w="2268"/>
-        <w:gridCol w:w="2268"/>
-        <w:gridCol w:w="2268"/>
-      </w:tblGrid>
-      <w:tr>
-        <w:tc>
-          <w:tcPr>
-            <w:tcW w:type="dxa" w:w="2268"/>
-          </w:tcPr>
-          <w:p>
-            <w:r>
-              <w:rPr>
-                <w:rFonts w:ascii="Times New Roman" w:hAnsi="Times New Roman"/>
-                <w:b/>
-                <w:sz w:val="20"/>
-              </w:rPr>
-              <w:t>Gläubiger</w:t>
-            </w:r>
-          </w:p>
-        </w:tc>
-        <w:tc>
-          <w:tcPr>
-            <w:tcW w:type="dxa" w:w="2268"/>
-          </w:tcPr>
-          <w:p>
-            <w:r>
-              <w:rPr>
-                <w:rFonts w:ascii="Times New Roman" w:hAnsi="Times New Roman"/>
-                <w:b/>
-                <w:sz w:val="20"/>
-              </w:rPr>
-              <w:t>Forderung (EUR)</w:t>
-            </w:r>
-          </w:p>
-        </w:tc>
-        <w:tc>
-          <w:tcPr>
-            <w:tcW w:type="dxa" w:w="2268"/>
-          </w:tcPr>
-          <w:p>
-            <w:r>
-              <w:rPr>
-                <w:rFonts w:ascii="Times New Roman" w:hAnsi="Times New Roman"/>
-                <w:b/>
-                <w:sz w:val="20"/>
-              </w:rPr>
-              <w:t>Quote 23,63 %</w:t>
-            </w:r>
-          </w:p>
-        </w:tc>
-        <w:tc>
-          <w:tcPr>
-            <w:tcW w:type="dxa" w:w="2268"/>
-          </w:tcPr>
-          <w:p>
-            <w:r>
-              <w:rPr>
-                <w:rFonts w:ascii="Times New Roman" w:hAnsi="Times New Roman"/>
-                <w:b/>
-                <w:sz w:val="20"/>
-              </w:rPr>
-              <w:t>Auszahlung (EUR)</w:t>
-            </w:r>
-          </w:p>
-        </w:tc>
-      </w:tr>
-      <w:tr>
-        <w:tc>
-          <w:tcPr>
-            <w:tcW w:type="dxa" w:w="2268"/>
-          </w:tcPr>
-          <w:p>
-            <w:r>
-              <w:rPr>
-                <w:rFonts w:ascii="Times New Roman" w:hAnsi="Times New Roman"/>
-                <w:sz w:val="20"/>
-              </w:rPr>
-              <w:t>Kieler Volksbank eG</w:t>
-            </w:r>
-          </w:p>
-        </w:tc>
-        <w:tc>
-          <w:tcPr>
-            <w:tcW w:type="dxa" w:w="2268"/>
-          </w:tcPr>
-          <w:p>
-            <w:r>
-              <w:rPr>
-                <w:rFonts w:ascii="Times New Roman" w:hAnsi="Times New Roman"/>
-                <w:sz w:val="20"/>
-              </w:rPr>
-              <w:t>214.302</w:t>
-            </w:r>
-          </w:p>
-        </w:tc>
-        <w:tc>
-          <w:tcPr>
-            <w:tcW w:type="dxa" w:w="2268"/>
-          </w:tcPr>
-          <w:p>
-            <w:r>
-              <w:rPr>
-                <w:rFonts w:ascii="Times New Roman" w:hAnsi="Times New Roman"/>
-                <w:sz w:val="20"/>
-              </w:rPr>
-              <w:t>23,63 %</w:t>
-            </w:r>
-          </w:p>
-        </w:tc>
-        <w:tc>
-          <w:tcPr>
-            <w:tcW w:type="dxa" w:w="2268"/>
-          </w:tcPr>
-          <w:p>
-            <w:r>
-              <w:rPr>
-                <w:rFonts w:ascii="Times New Roman" w:hAnsi="Times New Roman"/>
-                <w:sz w:val="20"/>
-              </w:rPr>
-              <w:t>50.640</w:t>
-            </w:r>
-          </w:p>
-        </w:tc>
-      </w:tr>
-      <w:tr>
-        <w:tc>
-          <w:tcPr>
-            <w:tcW w:type="dxa" w:w="2268"/>
-          </w:tcPr>
-          <w:p>
-            <w:r>
-              <w:rPr>
-                <w:rFonts w:ascii="Times New Roman" w:hAnsi="Times New Roman"/>
-                <w:sz w:val="20"/>
-              </w:rPr>
-              <w:t>BA Schleswig-Holstein (Insolvenzgeld cessio legis)</w:t>
-            </w:r>
-          </w:p>
-        </w:tc>
-        <w:tc>
-          <w:tcPr>
-            <w:tcW w:type="dxa" w:w="2268"/>
-          </w:tcPr>
-          <w:p>
-            <w:r>
-              <w:rPr>
-                <w:rFonts w:ascii="Times New Roman" w:hAnsi="Times New Roman"/>
-                <w:sz w:val="20"/>
-              </w:rPr>
-              <w:t>84.220</w:t>
-            </w:r>
-          </w:p>
-        </w:tc>
-        <w:tc>
-          <w:tcPr>
-            <w:tcW w:type="dxa" w:w="2268"/>
-          </w:tcPr>
-          <w:p>
-            <w:r>
-              <w:rPr>
-                <w:rFonts w:ascii="Times New Roman" w:hAnsi="Times New Roman"/>
-                <w:sz w:val="20"/>
-              </w:rPr>
-              <w:t>23,63 %</w:t>
-            </w:r>
-          </w:p>
-        </w:tc>
-        <w:tc>
-          <w:tcPr>
-            <w:tcW w:type="dxa" w:w="2268"/>
-          </w:tcPr>
-          <w:p>
-            <w:r>
-              <w:rPr>
-                <w:rFonts w:ascii="Times New Roman" w:hAnsi="Times New Roman"/>
-                <w:sz w:val="20"/>
-              </w:rPr>
-              <w:t>19.901</w:t>
-            </w:r>
-          </w:p>
-        </w:tc>
-      </w:tr>
-      <w:tr>
-        <w:tc>
-          <w:tcPr>
-            <w:tcW w:type="dxa" w:w="2268"/>
-          </w:tcPr>
-          <w:p>
-            <w:r>
-              <w:rPr>
-                <w:rFonts w:ascii="Times New Roman" w:hAnsi="Times New Roman"/>
-                <w:sz w:val="20"/>
-              </w:rPr>
-              <w:t>Fashion Forward KG</w:t>
-            </w:r>
-          </w:p>
-        </w:tc>
-        <w:tc>
-          <w:tcPr>
-            <w:tcW w:type="dxa" w:w="2268"/>
-          </w:tcPr>
-          <w:p>
-            <w:r>
-              <w:rPr>
-                <w:rFonts w:ascii="Times New Roman" w:hAnsi="Times New Roman"/>
-                <w:sz w:val="20"/>
-              </w:rPr>
-              <w:t>23.960</w:t>
-            </w:r>
-          </w:p>
-        </w:tc>
-        <w:tc>
-          <w:tcPr>
-            <w:tcW w:type="dxa" w:w="2268"/>
-          </w:tcPr>
-          <w:p>
-            <w:r>
-              <w:rPr>
-                <w:rFonts w:ascii="Times New Roman" w:hAnsi="Times New Roman"/>
-                <w:sz w:val="20"/>
-              </w:rPr>
-              <w:t>23,63 %</w:t>
-            </w:r>
-          </w:p>
-        </w:tc>
-        <w:tc>
-          <w:tcPr>
-            <w:tcW w:type="dxa" w:w="2268"/>
-          </w:tcPr>
-          <w:p>
-            <w:r>
-              <w:rPr>
-                <w:rFonts w:ascii="Times New Roman" w:hAnsi="Times New Roman"/>
-                <w:sz w:val="20"/>
-              </w:rPr>
-              <w:t>5.662</w:t>
-            </w:r>
-          </w:p>
-        </w:tc>
-      </w:tr>
-      <w:tr>
-        <w:tc>
-          <w:tcPr>
-            <w:tcW w:type="dxa" w:w="2268"/>
-          </w:tcPr>
-          <w:p>
-            <w:r>
-              <w:rPr>
-                <w:rFonts w:ascii="Times New Roman" w:hAnsi="Times New Roman"/>
-                <w:sz w:val="20"/>
-              </w:rPr>
-              <w:t>DAK-Gesundheit</w:t>
-            </w:r>
-          </w:p>
-        </w:tc>
-        <w:tc>
-          <w:tcPr>
-            <w:tcW w:type="dxa" w:w="2268"/>
-          </w:tcPr>
-          <w:p>
-            <w:r>
-              <w:rPr>
-                <w:rFonts w:ascii="Times New Roman" w:hAnsi="Times New Roman"/>
-                <w:sz w:val="20"/>
-              </w:rPr>
-              <w:t>12.320</w:t>
-            </w:r>
-          </w:p>
-        </w:tc>
-        <w:tc>
-          <w:tcPr>
-            <w:tcW w:type="dxa" w:w="2268"/>
-          </w:tcPr>
-          <w:p>
-            <w:r>
-              <w:rPr>
-                <w:rFonts w:ascii="Times New Roman" w:hAnsi="Times New Roman"/>
-                <w:sz w:val="20"/>
-              </w:rPr>
-              <w:t>23,63 %</w:t>
-            </w:r>
-          </w:p>
-        </w:tc>
-        <w:tc>
-          <w:tcPr>
-            <w:tcW w:type="dxa" w:w="2268"/>
-          </w:tcPr>
-          <w:p>
-            <w:r>
-              <w:rPr>
-                <w:rFonts w:ascii="Times New Roman" w:hAnsi="Times New Roman"/>
-                <w:sz w:val="20"/>
-              </w:rPr>
-              <w:t>2.911</w:t>
-            </w:r>
-          </w:p>
-        </w:tc>
-      </w:tr>
-      <w:tr>
-        <w:tc>
-          <w:tcPr>
-            <w:tcW w:type="dxa" w:w="2268"/>
-          </w:tcPr>
-          <w:p>
-            <w:r>
-              <w:rPr>
-                <w:rFonts w:ascii="Times New Roman" w:hAnsi="Times New Roman"/>
-                <w:sz w:val="20"/>
-              </w:rPr>
-              <w:t>IKK Nord</w:t>
-            </w:r>
-          </w:p>
-        </w:tc>
-        <w:tc>
-          <w:tcPr>
-            <w:tcW w:type="dxa" w:w="2268"/>
-          </w:tcPr>
-          <w:p>
-            <w:r>
-              <w:rPr>
-                <w:rFonts w:ascii="Times New Roman" w:hAnsi="Times New Roman"/>
-                <w:sz w:val="20"/>
-              </w:rPr>
-              <w:t>9.610</w:t>
-            </w:r>
-          </w:p>
-        </w:tc>
-        <w:tc>
-          <w:tcPr>
-            <w:tcW w:type="dxa" w:w="2268"/>
-          </w:tcPr>
-          <w:p>
-            <w:r>
-              <w:rPr>
-                <w:rFonts w:ascii="Times New Roman" w:hAnsi="Times New Roman"/>
-                <w:sz w:val="20"/>
-              </w:rPr>
-              <w:t>23,63 %</w:t>
-            </w:r>
-          </w:p>
-        </w:tc>
-        <w:tc>
-          <w:tcPr>
-            <w:tcW w:type="dxa" w:w="2268"/>
-          </w:tcPr>
-          <w:p>
-            <w:r>
-              <w:rPr>
-                <w:rFonts w:ascii="Times New Roman" w:hAnsi="Times New Roman"/>
-                <w:sz w:val="20"/>
-              </w:rPr>
-              <w:t>2.271</w:t>
-            </w:r>
-          </w:p>
-        </w:tc>
-      </w:tr>
-      <w:tr>
-        <w:tc>
-          <w:tcPr>
-            <w:tcW w:type="dxa" w:w="2268"/>
-          </w:tcPr>
-          <w:p>
-            <w:r>
-              <w:rPr>
-                <w:rFonts w:ascii="Times New Roman" w:hAnsi="Times New Roman"/>
-                <w:sz w:val="20"/>
-              </w:rPr>
-              <w:t>Lieferanten + sonstige</w:t>
-            </w:r>
-          </w:p>
-        </w:tc>
-        <w:tc>
-          <w:tcPr>
-            <w:tcW w:type="dxa" w:w="2268"/>
-          </w:tcPr>
-          <w:p>
-            <w:r>
-              <w:rPr>
-                <w:rFonts w:ascii="Times New Roman" w:hAnsi="Times New Roman"/>
-                <w:sz w:val="20"/>
-              </w:rPr>
-              <w:t>165.430</w:t>
-            </w:r>
-          </w:p>
-        </w:tc>
-        <w:tc>
-          <w:tcPr>
-            <w:tcW w:type="dxa" w:w="2268"/>
-          </w:tcPr>
-          <w:p>
-            <w:r>
-              <w:rPr>
-                <w:rFonts w:ascii="Times New Roman" w:hAnsi="Times New Roman"/>
-                <w:sz w:val="20"/>
-              </w:rPr>
-              <w:t>23,63 %</w:t>
-            </w:r>
-          </w:p>
-        </w:tc>
-        <w:tc>
-          <w:tcPr>
-            <w:tcW w:type="dxa" w:w="2268"/>
-          </w:tcPr>
-          <w:p>
-            <w:r>
-              <w:rPr>
-                <w:rFonts w:ascii="Times New Roman" w:hAnsi="Times New Roman"/>
-                <w:sz w:val="20"/>
-              </w:rPr>
-              <w:t>39.083</w:t>
-            </w:r>
-          </w:p>
-        </w:tc>
-      </w:tr>
-      <w:tr>
-        <w:tc>
-          <w:tcPr>
-            <w:tcW w:type="dxa" w:w="2268"/>
-          </w:tcPr>
-          <w:p>
-            <w:r>
-              <w:rPr>
-                <w:rFonts w:ascii="Times New Roman" w:hAnsi="Times New Roman"/>
-                <w:b/>
-                <w:sz w:val="20"/>
-              </w:rPr>
-              <w:t>Summe Auszahlung</w:t>
-            </w:r>
-          </w:p>
-        </w:tc>
-        <w:tc>
-          <w:tcPr>
-            <w:tcW w:type="dxa" w:w="2268"/>
-          </w:tcPr>
-          <w:p>
-            <w:r>
-              <w:rPr>
-                <w:rFonts w:ascii="Times New Roman" w:hAnsi="Times New Roman"/>
-                <w:b/>
-                <w:sz w:val="20"/>
-              </w:rPr>
-              <w:t>509.842</w:t>
-            </w:r>
-          </w:p>
-        </w:tc>
-        <w:tc>
-          <w:tcPr>
-            <w:tcW w:type="dxa" w:w="2268"/>
-          </w:tcPr>
-          <w:p/>
-        </w:tc>
-        <w:tc>
-          <w:tcPr>
-            <w:tcW w:type="dxa" w:w="2268"/>
-          </w:tcPr>
-          <w:p>
-            <w:r>
-              <w:rPr>
-                <w:rFonts w:ascii="Times New Roman" w:hAnsi="Times New Roman"/>
-                <w:b/>
-                <w:sz w:val="20"/>
-              </w:rPr>
-              <w:t>120.468</w:t>
-            </w:r>
-          </w:p>
-        </w:tc>
-      </w:tr>
-    </w:tbl>
-    <w:p>
-      <w:pPr>
-        <w:spacing w:line="259" w:lineRule="auto" w:after="60"/>
-        <w:jc w:val="left"/>
-      </w:pPr>
-      <w:r>
-        <w:t>(rechnerische Rundung: marginale Differenz aufgrund Quoten-Rundungen je Gläubiger, wird mit Kupfer-Konto ausgeglichen)</w:t>
-      </w:r>
-    </w:p>
-    <w:p>
-      <w:pPr>
-        <w:pStyle w:val="Heading3"/>
-        <w:spacing w:line="259" w:lineRule="auto" w:after="60"/>
-      </w:pPr>
-      <w:r>
-        <w:rPr>
-          <w:rFonts w:ascii="Times New Roman" w:hAnsi="Times New Roman"/>
-        </w:rPr>
-        <w:t>5. Vergütung Insolvenzverwalter — Festsetzungsantrag</w:t>
-      </w:r>
-    </w:p>
-    <w:p>
-      <w:pPr>
-        <w:spacing w:line="259" w:lineRule="auto" w:after="60"/>
-        <w:jc w:val="left"/>
-      </w:pPr>
-      <w:r>
-        <w:t>Gemäß §§ 1 ff. InsVV werden die Vergütungs- und Auslagen-Ansprüche des Insolvenzverwalters festgestellt:</w:t>
-      </w:r>
-    </w:p>
-    <w:p>
-      <w:pPr>
-        <w:pStyle w:val="ListBullet"/>
-        <w:spacing w:line="259" w:lineRule="auto" w:after="60"/>
-      </w:pPr>
-      <w:r>
-        <w:t>Berechnungsgrundlage: Verwertete und ausgekehrte Massewerte iHv ca. EUR 306.764</w:t>
-      </w:r>
-    </w:p>
-    <w:p>
-      <w:pPr>
-        <w:pStyle w:val="ListBullet"/>
-        <w:spacing w:line="259" w:lineRule="auto" w:after="60"/>
-      </w:pPr>
-      <w:r>
-        <w:t>Regel-Vergütung gestaffelt nach § 2 InsVV: ca. EUR 39.420</w:t>
-      </w:r>
-    </w:p>
-    <w:p>
-      <w:pPr>
-        <w:pStyle w:val="ListBullet"/>
-        <w:spacing w:line="259" w:lineRule="auto" w:after="60"/>
-      </w:pPr>
-      <w:r>
-        <w:t>Zuschläge wegen Verfahrensdauer und Komplexität (§ 3 InsVV): ca. EUR 9.000</w:t>
-      </w:r>
-    </w:p>
-    <w:p>
-      <w:pPr>
-        <w:pStyle w:val="ListBullet"/>
-        <w:spacing w:line="259" w:lineRule="auto" w:after="60"/>
-      </w:pPr>
-      <w:r>
-        <w:t>Auslagen-Pauschale (4 %): EUR 1.937</w:t>
-      </w:r>
-    </w:p>
-    <w:p>
-      <w:pPr>
-        <w:pStyle w:val="ListBullet"/>
-        <w:spacing w:line="259" w:lineRule="auto" w:after="60"/>
-      </w:pPr>
-      <w:r>
-        <w:t>USt 19 %: ca. EUR 9.563</w:t>
-      </w:r>
-    </w:p>
-    <w:p>
-      <w:pPr>
-        <w:pStyle w:val="ListBullet"/>
-        <w:spacing w:line="259" w:lineRule="auto" w:after="60"/>
-      </w:pPr>
-      <w:r>
-        <w:rPr>
-          <w:b/>
-        </w:rPr>
-        <w:t>Gesamt-Vergütung:</w:t>
-      </w:r>
-      <w:r>
-        <w:t xml:space="preserve"> EUR 48.420 (über Verfahrensdauer mit Teilfestsetzungen 2018, 2021 und 2024 erstattet)</w:t>
-      </w:r>
-    </w:p>
-    <w:p>
-      <w:pPr>
-        <w:spacing w:line="259" w:lineRule="auto" w:after="60"/>
-        <w:jc w:val="left"/>
-      </w:pPr>
-      <w:r>
-        <w:t>Restbetrag noch ausstehend zum Schluss: EUR 9.682 (Schluss-Festsetzung).</w:t>
-      </w:r>
-    </w:p>
-    <w:p>
-      <w:pPr>
-        <w:pStyle w:val="Heading3"/>
-        <w:spacing w:line="259" w:lineRule="auto" w:after="60"/>
-      </w:pPr>
-      <w:r>
-        <w:rPr>
-          <w:rFonts w:ascii="Times New Roman" w:hAnsi="Times New Roman"/>
-        </w:rPr>
-        <w:t>6. Antrag</w:t>
-      </w:r>
-    </w:p>
-    <w:p>
-      <w:pPr>
-        <w:spacing w:line="259" w:lineRule="auto" w:after="60"/>
-        <w:jc w:val="left"/>
-      </w:pPr>
-      <w:r>
-        <w:t>Es wird beantragt:</w:t>
-      </w:r>
-    </w:p>
-    <w:p>
-      <w:pPr>
-        <w:pStyle w:val="ListNumber"/>
-        <w:spacing w:line="259" w:lineRule="auto" w:after="60"/>
-      </w:pPr>
-      <w:r>
-        <w:t>die Schluss-Verteilungs-Rechnung wie vorgelegt zu genehmigen,</w:t>
-      </w:r>
-    </w:p>
-    <w:p>
-      <w:pPr>
-        <w:pStyle w:val="ListNumber"/>
-        <w:spacing w:line="259" w:lineRule="auto" w:after="60"/>
-      </w:pPr>
-      <w:r>
-        <w:t>die Vergütung und Auslagen des Verwalters gemäß Ziffer 5 endgültig festzusetzen und auszuzahlen,</w:t>
-      </w:r>
-    </w:p>
-    <w:p>
-      <w:pPr>
-        <w:pStyle w:val="ListNumber"/>
-        <w:spacing w:line="259" w:lineRule="auto" w:after="60"/>
-      </w:pPr>
-      <w:r>
-        <w:t>den Beteiligten die Möglichkeit der Schluss-Anhörung zu geben (§ 197 InsO),</w:t>
-      </w:r>
-    </w:p>
-    <w:p>
-      <w:pPr>
-        <w:pStyle w:val="ListNumber"/>
-        <w:spacing w:line="259" w:lineRule="auto" w:after="60"/>
-      </w:pPr>
-      <w:r>
-        <w:t>nach Eintritt der Rechtskraft das Verfahren aufzuheben (§ 200 InsO).</w:t>
-      </w:r>
-    </w:p>
-    <w:p>
-      <w:pPr>
-        <w:pStyle w:val="Heading3"/>
-        <w:spacing w:line="259" w:lineRule="auto" w:after="60"/>
-      </w:pPr>
-      <w:r>
-        <w:rPr>
-          <w:rFonts w:ascii="Times New Roman" w:hAnsi="Times New Roman"/>
-        </w:rPr>
-        <w:t>7. Schluss-Hinweise</w:t>
-      </w:r>
-    </w:p>
-    <w:p>
-      <w:pPr>
-        <w:spacing w:line="259" w:lineRule="auto" w:after="60"/>
-        <w:jc w:val="left"/>
-      </w:pPr>
-      <w:r>
-        <w:t>Die Schuldnerin (Nordlicht Handels GmbH) wird mit Rechtskraft der Verfahrensaufhebung gemäß § 60 Abs. 1 Nr. 4 GmbHG aufgelöst und im Handelsregister gelöscht.</w:t>
-      </w:r>
-    </w:p>
-    <w:p>
-      <w:pPr>
-        <w:spacing w:line="259" w:lineRule="auto" w:after="60"/>
-        <w:jc w:val="left"/>
-      </w:pPr>
-      <w:r>
-        <w:t>Die Geschäftsführer Stefan und Katrin Berger sind seit ihrer eigenen Restschuld-Befreiung (14.05.2022) zivilrechtlich entlastet, soweit die Insolvenz-Forderungen aus dem hier abgewickelten Verfahren betroffen sind.</w:t>
-      </w:r>
-    </w:p>
-    <w:p>
-      <w:pPr>
-        <w:spacing w:line="259" w:lineRule="auto" w:after="60"/>
-        <w:jc w:val="left"/>
-      </w:pPr>
-      <w:r>
-        <w:t>Das Verfahren der Außenprüfung 2008–2012 (Finanzamt Kiel-Süd) ist abschließend bearbeitet; die Steuererstattung 2023 ist die letzte zu erwartende Position.</w:t>
-      </w:r>
-    </w:p>
-    <w:p>
-      <w:pPr>
-        <w:spacing w:line="259" w:lineRule="auto" w:after="60"/>
-      </w:pPr>
-    </w:p>
-    <w:p>
-      <w:pPr>
-        <w:spacing w:line="259" w:lineRule="auto" w:after="60"/>
-        <w:jc w:val="left"/>
-      </w:pPr>
-      <w:r>
-        <w:t>Kiel, den 15. März 2024</w:t>
-      </w:r>
-    </w:p>
-    <w:p>
-      <w:pPr>
-        <w:spacing w:line="259" w:lineRule="auto" w:after="60"/>
-        <w:jc w:val="left"/>
-      </w:pPr>
-      <w:r>
-        <w:t>_Dr. Jens-Peter Hartmann_</w:t>
-      </w:r>
-    </w:p>
-    <w:p>
-      <w:pPr>
-        <w:spacing w:line="259" w:lineRule="auto" w:after="60"/>
-        <w:jc w:val="left"/>
-      </w:pPr>
-      <w:r>
-        <w:t>Rechtsanwalt</w:t>
-      </w:r>
-    </w:p>
-    <w:p>
-      <w:pPr>
-        <w:spacing w:line="259" w:lineRule="auto" w:after="60"/>
-        <w:jc w:val="left"/>
-      </w:pPr>
-      <w:r>
-        <w:t>Insolvenzverwalter</w:t>
-      </w:r>
-    </w:p>
-    <w:p>
-      <w:pPr>
-        <w:spacing w:line="259" w:lineRule="auto" w:after="60"/>
-      </w:pPr>
-    </w:p>
-    <w:p>
-      <w:pPr>
-        <w:spacing w:line="259" w:lineRule="auto" w:after="60"/>
-        <w:jc w:val="left"/>
-      </w:pPr>
-      <w:r>
-        <w:rPr>
-          <w:b/>
-        </w:rPr>
-        <w:t>Anlagen:</w:t>
-      </w:r>
-    </w:p>
-    <w:p>
-      <w:pPr>
-        <w:pStyle w:val="ListBullet"/>
-        <w:spacing w:line="259" w:lineRule="auto" w:after="60"/>
-      </w:pPr>
-      <w:r>
-        <w:t>S1: Verteilungs-Rechnung detailliert</w:t>
-      </w:r>
-    </w:p>
-    <w:p>
-      <w:pPr>
-        <w:pStyle w:val="ListBullet"/>
-        <w:spacing w:line="259" w:lineRule="auto" w:after="60"/>
-      </w:pPr>
-      <w:r>
-        <w:t>S2: Tabelle Endstand</w:t>
-      </w:r>
-    </w:p>
-    <w:p>
-      <w:pPr>
-        <w:pStyle w:val="ListBullet"/>
-        <w:spacing w:line="259" w:lineRule="auto" w:after="60"/>
-      </w:pPr>
-      <w:r>
-        <w:t>S3: Verwalter-Vergütungs-Antrag (Schluss)</w:t>
-      </w:r>
-    </w:p>
-    <w:p>
-      <w:pPr>
-        <w:pStyle w:val="ListBullet"/>
-        <w:spacing w:line="259" w:lineRule="auto" w:after="60"/>
-      </w:pPr>
-      <w:r>
-        <w:t>S4: Aufstellung Anfechtungs-Vergleiche</w:t>
-      </w:r>
-    </w:p>
-    <w:p>
-      <w:pPr>
-        <w:pStyle w:val="ListBullet"/>
-        <w:spacing w:line="259" w:lineRule="auto" w:after="60"/>
-      </w:pPr>
-      <w:r>
-        <w:t>S5: Aufstellung Haftungs-Vergleich Berger einschließlich Tilgungs-Verlauf</w:t>
-      </w:r>
-    </w:p>
-    <w:p>
-      <w:pPr>
-        <w:pStyle w:val="ListBullet"/>
-        <w:spacing w:line="259" w:lineRule="auto" w:after="60"/>
-      </w:pPr>
-      <w:r>
-        <w:t>S6: Sämtliche turnusmäßige Berichte 2013–2023 in chronologischer Folge (Verweis Akten)</w:t>
-      </w:r>
-    </w:p>
-    <w:p>
-      <w:pPr>
-        <w:pStyle w:val="ListBullet"/>
-        <w:spacing w:line="259" w:lineRule="auto" w:after="60"/>
-      </w:pPr>
-      <w:r>
-        <w:t>S7: Mitteilung an Handelsregister-Gericht zur Auflösung und Löschung</w:t>
+        <w:t>Dr. Jens-Peter Hartmann</w:t>
+        <w:br/>
+        <w:t>Rechtsanwalt und Insolvenzverwalter</w:t>
       </w:r>
     </w:p>
     <w:sectPr>
-      <w:headerReference w:type="default" r:id="rId9"/>
-      <w:footerReference w:type="default" r:id="rId10"/>
-      <w:pgSz w:w="11906" w:h="16838"/>
-      <w:pgMar w:top="1191" w:right="1247" w:bottom="1134" w:left="1361" w:header="720" w:footer="720" w:gutter="0"/>
+      <w:pgSz w:w="12240" w:h="15840"/>
+      <w:pgMar w:top="1191" w:right="1191" w:bottom="1134" w:left="1304" w:header="720" w:footer="720" w:gutter="0"/>
       <w:cols w:space="720"/>
       <w:docGrid w:linePitch="360"/>
     </w:sectPr>
   </w:body>
 </w:document>
-</file>
-
-<file path=word/footer1.xml><?xml version="1.0" encoding="utf-8"?>
-<w:ftr xmlns:m="http://schemas.openxmlformats.org/officeDocument/2006/math" xmlns:mc="http://schemas.openxmlformats.org/markup-compatibility/2006" xmlns:mo="http://schemas.microsoft.com/office/mac/office/2008/main" xmlns:mv="urn:schemas-microsoft-com:mac:vml" xmlns:o="urn:schemas-microsoft-com:office:office" xmlns:r="http://schemas.openxmlformats.org/officeDocument/2006/relationships" xmlns:v="urn:schemas-microsoft-com:vml" xmlns:w10="urn:schemas-microsoft-com:office:word" xmlns:w14="http://schemas.microsoft.com/office/word/2010/wordml" xmlns:w="http://schemas.openxmlformats.org/wordprocessingml/2006/main" xmlns:wne="http://schemas.microsoft.com/office/word/2006/wordml" xmlns:wp14="http://schemas.microsoft.com/office/word/2010/wordprocessingDrawing" xmlns:wp="http://schemas.openxmlformats.org/drawingml/2006/wordprocessingDrawing" xmlns:wpc="http://schemas.microsoft.com/office/word/2010/wordprocessingCanvas" xmlns:wpg="http://schemas.microsoft.com/office/word/2010/wordprocessingGroup" xmlns:wpi="http://schemas.microsoft.com/office/word/2010/wordprocessingInk" xmlns:wps="http://schemas.microsoft.com/office/word/2010/wordprocessingShape" mc:Ignorable="w14 wp14">
-  <w:p>
-    <w:pPr>
-      <w:pStyle w:val="Footer"/>
-      <w:jc w:val="left"/>
-    </w:pPr>
-    <w:r/>
-    <w:r>
-      <w:rPr>
-        <w:rFonts w:ascii="Times New Roman" w:hAnsi="Times New Roman"/>
-        <w:b w:val="0"/>
-        <w:color w:val="777777"/>
-        <w:sz w:val="17"/>
-      </w:rPr>
-      <w:t>Vertraulich | Bearbeitungsstand Juli 2026 | nur zur Aktenbearbeitung</w:t>
-    </w:r>
-  </w:p>
-</w:ftr>
-</file>
-
-<file path=word/header1.xml><?xml version="1.0" encoding="utf-8"?>
-<w:hdr xmlns:m="http://schemas.openxmlformats.org/officeDocument/2006/math" xmlns:mc="http://schemas.openxmlformats.org/markup-compatibility/2006" xmlns:mo="http://schemas.microsoft.com/office/mac/office/2008/main" xmlns:mv="urn:schemas-microsoft-com:mac:vml" xmlns:o="urn:schemas-microsoft-com:office:office" xmlns:r="http://schemas.openxmlformats.org/officeDocument/2006/relationships" xmlns:v="urn:schemas-microsoft-com:vml" xmlns:w10="urn:schemas-microsoft-com:office:word" xmlns:w14="http://schemas.microsoft.com/office/word/2010/wordml" xmlns:w="http://schemas.openxmlformats.org/wordprocessingml/2006/main" xmlns:wne="http://schemas.microsoft.com/office/word/2006/wordml" xmlns:wp14="http://schemas.microsoft.com/office/word/2010/wordprocessingDrawing" xmlns:wp="http://schemas.openxmlformats.org/drawingml/2006/wordprocessingDrawing" xmlns:wpc="http://schemas.microsoft.com/office/word/2010/wordprocessingCanvas" xmlns:wpg="http://schemas.microsoft.com/office/word/2010/wordprocessingGroup" xmlns:wpi="http://schemas.microsoft.com/office/word/2010/wordprocessingInk" xmlns:wps="http://schemas.microsoft.com/office/word/2010/wordprocessingShape" mc:Ignorable="w14 wp14">
-  <w:p>
-    <w:pPr>
-      <w:pStyle w:val="Header"/>
-      <w:jc w:val="left"/>
-    </w:pPr>
-    <w:r/>
-    <w:r>
-      <w:rPr>
-        <w:rFonts w:ascii="Times New Roman" w:hAnsi="Times New Roman"/>
-        <w:b w:val="0"/>
-        <w:i w:val="0"/>
-        <w:color w:val="666666"/>
-        <w:sz w:val="17"/>
-      </w:rPr>
-      <w:t>Lindenhof und Partner mbB | Insolvenz- und Restrukturierungsakte | Bearbeitungsstand Juli 2026</w:t>
-    </w:r>
-  </w:p>
-</w:hdr>
 </file>
 
 <file path=word/numbering.xml><?xml version="1.0" encoding="utf-8"?>
@@ -3527,7 +2930,7 @@
     <w:qFormat/>
     <w:rsid w:val="00FC693F"/>
     <w:rPr>
-      <w:rFonts w:ascii="Times New Roman" w:hAnsi="Times New Roman"/>
+      <w:rFonts w:ascii="Times New Roman" w:hAnsi="Times New Roman" w:eastAsia="Times New Roman"/>
       <w:sz w:val="22"/>
     </w:rPr>
   </w:style>
@@ -3590,7 +2993,7 @@
       <w:outlineLvl w:val="0"/>
     </w:pPr>
     <w:rPr>
-      <w:rFonts w:asciiTheme="majorHAnsi" w:eastAsiaTheme="majorEastAsia" w:hAnsiTheme="majorHAnsi" w:cstheme="majorBidi" w:ascii="Times New Roman" w:hAnsi="Times New Roman"/>
+      <w:rFonts w:asciiTheme="majorHAnsi" w:eastAsiaTheme="majorEastAsia" w:hAnsiTheme="majorHAnsi" w:cstheme="majorBidi" w:ascii="Times New Roman" w:hAnsi="Times New Roman" w:eastAsia="Times New Roman"/>
       <w:b/>
       <w:bCs/>
       <w:sz w:val="28"/>
@@ -3613,7 +3016,7 @@
       <w:outlineLvl w:val="1"/>
     </w:pPr>
     <w:rPr>
-      <w:rFonts w:asciiTheme="majorHAnsi" w:eastAsiaTheme="majorEastAsia" w:hAnsiTheme="majorHAnsi" w:cstheme="majorBidi" w:ascii="Times New Roman" w:hAnsi="Times New Roman"/>
+      <w:rFonts w:asciiTheme="majorHAnsi" w:eastAsiaTheme="majorEastAsia" w:hAnsiTheme="majorHAnsi" w:cstheme="majorBidi" w:ascii="Times New Roman" w:hAnsi="Times New Roman" w:eastAsia="Times New Roman"/>
       <w:b/>
       <w:bCs/>
       <w:sz w:val="24"/>
@@ -3636,7 +3039,7 @@
       <w:outlineLvl w:val="2"/>
     </w:pPr>
     <w:rPr>
-      <w:rFonts w:asciiTheme="majorHAnsi" w:eastAsiaTheme="majorEastAsia" w:hAnsiTheme="majorHAnsi" w:cstheme="majorBidi" w:ascii="Times New Roman" w:hAnsi="Times New Roman"/>
+      <w:rFonts w:asciiTheme="majorHAnsi" w:eastAsiaTheme="majorEastAsia" w:hAnsiTheme="majorHAnsi" w:cstheme="majorBidi" w:ascii="Times New Roman" w:hAnsi="Times New Roman" w:eastAsia="Times New Roman"/>
       <w:b/>
       <w:bCs/>
       <w:sz w:val="22"/>
@@ -3877,12 +3280,11 @@
       <w:contextualSpacing/>
     </w:pPr>
     <w:rPr>
-      <w:rFonts w:asciiTheme="majorHAnsi" w:eastAsiaTheme="majorEastAsia" w:hAnsiTheme="majorHAnsi" w:cstheme="majorBidi" w:ascii="Times New Roman" w:hAnsi="Times New Roman"/>
+      <w:rFonts w:asciiTheme="majorHAnsi" w:eastAsiaTheme="majorEastAsia" w:hAnsiTheme="majorHAnsi" w:cstheme="majorBidi" w:ascii="Times New Roman" w:hAnsi="Times New Roman" w:eastAsia="Times New Roman"/>
       <w:b/>
-      <w:color w:val="17365D" w:themeColor="text2" w:themeShade="BF"/>
       <w:spacing w:val="5"/>
       <w:kern w:val="28"/>
-      <w:sz w:val="30"/>
+      <w:sz w:val="32"/>
       <w:szCs w:val="52"/>
     </w:rPr>
   </w:style>
